--- a/Code/BandInfoForm/tools/doc_templates/3CDC Universal Show Advance.docx
+++ b/Code/BandInfoForm/tools/doc_templates/3CDC Universal Show Advance.docx
@@ -2449,46 +2449,94 @@
                     </w:rPr>
                   </w:r>
                 </w:p>
-              </w:tc>
-              <w:tc>
-                <w:tcPr>
-                  <w:tcW w:type="dxa" w:w="1850"/>
-                  <w:tcMar>
-                    <w:top w:type="dxa" w:w="40"/>
-                    <w:left w:type="dxa" w:w="80"/>
-                    <w:bottom w:type="dxa" w:w="40"/>
-                    <w:right w:type="dxa" w:w="80"/>
-                  </w:tcMar>
-                  <w:vAlign w:val="top"/>
-                </w:tcPr>
-                <w:p>
-                  <w:pPr>
-                    <w:spacing w:after="40"/>
-                  </w:pPr>
-                  <w:r>
-                    <w:rPr>
-                      <w:rFonts w:ascii="Times New Roman" w:cs="Times New Roman" w:eastAsia="Times New Roman" w:hAnsi="Times New Roman"/>
-                      <w:b w:val="false"/>
-                      <w:bCs w:val="false"/>
-                      <w:i w:val="false"/>
-                      <w:iCs w:val="false"/>
-                      <w:sz w:val="20"/>
-                      <w:szCs w:val="20"/>
-                    </w:rPr>
-                  </w:r>
-                </w:p>
-              </w:tc>
-              <w:tc>
-                <w:tcPr>
-                  <w:tcW w:type="dxa" w:w="1850"/>
-                  <w:tcMar>
-                    <w:top w:type="dxa" w:w="40"/>
-                    <w:left w:type="dxa" w:w="80"/>
-                    <w:bottom w:type="dxa" w:w="40"/>
-                    <w:right w:type="dxa" w:w="80"/>
-                  </w:tcMar>
-                  <w:vAlign w:val="top"/>
-                </w:tcPr>
+                <w:p>
+                  <w:pPr>
+                    <w:spacing w:after="40"/>
+                  </w:pPr>
+                  <w:r>
+                    <w:rPr>
+                      <w:rFonts w:ascii="Times New Roman" w:cs="Times New Roman" w:eastAsia="Times New Roman" w:hAnsi="Times New Roman"/>
+                      <w:b w:val="false"/>
+                      <w:bCs w:val="false"/>
+                      <w:i w:val="false"/>
+                      <w:iCs w:val="false"/>
+                      <w:sz w:val="20"/>
+                      <w:szCs w:val="20"/>
+                    </w:rPr>
+                  </w:r>
+                </w:p>
+              </w:tc>
+              <w:tc>
+                <w:tcPr>
+                  <w:tcW w:type="dxa" w:w="1850"/>
+                  <w:tcMar>
+                    <w:top w:type="dxa" w:w="40"/>
+                    <w:left w:type="dxa" w:w="80"/>
+                    <w:bottom w:type="dxa" w:w="40"/>
+                    <w:right w:type="dxa" w:w="80"/>
+                  </w:tcMar>
+                  <w:vAlign w:val="top"/>
+                </w:tcPr>
+                <w:p>
+                  <w:pPr>
+                    <w:spacing w:after="40"/>
+                  </w:pPr>
+                  <w:r>
+                    <w:rPr>
+                      <w:rFonts w:ascii="Times New Roman" w:cs="Times New Roman" w:eastAsia="Times New Roman" w:hAnsi="Times New Roman"/>
+                      <w:b w:val="false"/>
+                      <w:bCs w:val="false"/>
+                      <w:i w:val="false"/>
+                      <w:iCs w:val="false"/>
+                      <w:sz w:val="20"/>
+                      <w:szCs w:val="20"/>
+                    </w:rPr>
+                  </w:r>
+                </w:p>
+                <w:p>
+                  <w:pPr>
+                    <w:spacing w:after="40"/>
+                  </w:pPr>
+                  <w:r>
+                    <w:rPr>
+                      <w:rFonts w:ascii="Times New Roman" w:cs="Times New Roman" w:eastAsia="Times New Roman" w:hAnsi="Times New Roman"/>
+                      <w:b w:val="false"/>
+                      <w:bCs w:val="false"/>
+                      <w:i w:val="false"/>
+                      <w:iCs w:val="false"/>
+                      <w:sz w:val="20"/>
+                      <w:szCs w:val="20"/>
+                    </w:rPr>
+                  </w:r>
+                </w:p>
+              </w:tc>
+              <w:tc>
+                <w:tcPr>
+                  <w:tcW w:type="dxa" w:w="1850"/>
+                  <w:tcMar>
+                    <w:top w:type="dxa" w:w="40"/>
+                    <w:left w:type="dxa" w:w="80"/>
+                    <w:bottom w:type="dxa" w:w="40"/>
+                    <w:right w:type="dxa" w:w="80"/>
+                  </w:tcMar>
+                  <w:vAlign w:val="top"/>
+                </w:tcPr>
+                <w:p>
+                  <w:pPr>
+                    <w:spacing w:after="40"/>
+                  </w:pPr>
+                  <w:r>
+                    <w:rPr>
+                      <w:rFonts w:ascii="Times New Roman" w:cs="Times New Roman" w:eastAsia="Times New Roman" w:hAnsi="Times New Roman"/>
+                      <w:b w:val="false"/>
+                      <w:bCs w:val="false"/>
+                      <w:i w:val="false"/>
+                      <w:iCs w:val="false"/>
+                      <w:sz w:val="20"/>
+                      <w:szCs w:val="20"/>
+                    </w:rPr>
+                  </w:r>
+                </w:p>
                 <w:p>
                   <w:pPr>
                     <w:spacing w:after="40"/>

--- a/Code/BandInfoForm/tools/doc_templates/3CDC Universal Show Advance.docx
+++ b/Code/BandInfoForm/tools/doc_templates/3CDC Universal Show Advance.docx
@@ -9,7 +9,7 @@
       </w:pPr>
       <w:r>
         <w:rPr>
-          <w:rFonts w:ascii="Times New Roman" w:cs="Times New Roman" w:eastAsia="Times New Roman" w:hAnsi="Times New Roman"/>
+          <w:rFonts w:ascii="Calibri" w:cs="Calibri" w:eastAsia="Times New Roman" w:hAnsi="Calibri"/>
           <w:b w:val="false"/>
           <w:bCs w:val="false"/>
           <w:i/>
@@ -27,7 +27,7 @@
       </w:pPr>
       <w:r>
         <w:rPr>
-          <w:rFonts w:ascii="Times New Roman" w:cs="Times New Roman" w:eastAsia="Times New Roman" w:hAnsi="Times New Roman"/>
+          <w:rFonts w:ascii="Calibri" w:cs="Calibri" w:eastAsia="Times New Roman" w:hAnsi="Calibri"/>
           <w:b w:val="false"/>
           <w:bCs w:val="false"/>
           <w:i/>
@@ -72,7 +72,7 @@
             </w:pPr>
             <w:r>
               <w:rPr>
-                <w:rFonts w:ascii="Times New Roman" w:cs="Times New Roman" w:eastAsia="Times New Roman" w:hAnsi="Times New Roman"/>
+                <w:rFonts w:ascii="Calibri" w:cs="Calibri" w:eastAsia="Times New Roman" w:hAnsi="Calibri"/>
                 <w:b/>
                 <w:bCs/>
                 <w:i w:val="false"/>
@@ -117,7 +117,7 @@
                   </w:pPr>
                   <w:r>
                     <w:rPr>
-                      <w:rFonts w:ascii="Times New Roman" w:cs="Times New Roman" w:eastAsia="Times New Roman" w:hAnsi="Times New Roman"/>
+                      <w:rFonts w:ascii="Calibri" w:cs="Calibri" w:eastAsia="Times New Roman" w:hAnsi="Calibri"/>
                       <w:b w:val="false"/>
                       <w:bCs w:val="false"/>
                       <w:i w:val="false"/>
@@ -145,7 +145,7 @@
                   </w:pPr>
                   <w:r>
                     <w:rPr>
-                      <w:rFonts w:ascii="Times New Roman" w:cs="Times New Roman" w:eastAsia="Times New Roman" w:hAnsi="Times New Roman"/>
+                      <w:rFonts w:ascii="Calibri" w:cs="Calibri" w:eastAsia="Times New Roman" w:hAnsi="Calibri"/>
                       <w:b w:val="false"/>
                       <w:bCs w:val="false"/>
                       <w:i w:val="false"/>
@@ -176,7 +176,7 @@
                   </w:pPr>
                   <w:r>
                     <w:rPr>
-                      <w:rFonts w:ascii="Times New Roman" w:cs="Times New Roman" w:eastAsia="Times New Roman" w:hAnsi="Times New Roman"/>
+                      <w:rFonts w:ascii="Calibri" w:cs="Calibri" w:eastAsia="Times New Roman" w:hAnsi="Calibri"/>
                       <w:b w:val="false"/>
                       <w:bCs w:val="false"/>
                       <w:i w:val="false"/>
@@ -204,7 +204,7 @@
                   </w:pPr>
                   <w:r>
                     <w:rPr>
-                      <w:rFonts w:ascii="Times New Roman" w:cs="Times New Roman" w:eastAsia="Times New Roman" w:hAnsi="Times New Roman"/>
+                      <w:rFonts w:ascii="Calibri" w:cs="Calibri" w:eastAsia="Times New Roman" w:hAnsi="Calibri"/>
                       <w:b w:val="false"/>
                       <w:bCs w:val="false"/>
                       <w:i w:val="false"/>
@@ -235,7 +235,7 @@
                   </w:pPr>
                   <w:r>
                     <w:rPr>
-                      <w:rFonts w:ascii="Times New Roman" w:cs="Times New Roman" w:eastAsia="Times New Roman" w:hAnsi="Times New Roman"/>
+                      <w:rFonts w:ascii="Calibri" w:cs="Calibri" w:eastAsia="Times New Roman" w:hAnsi="Calibri"/>
                       <w:b w:val="false"/>
                       <w:bCs w:val="false"/>
                       <w:i w:val="false"/>
@@ -263,7 +263,7 @@
                   </w:pPr>
                   <w:r>
                     <w:rPr>
-                      <w:rFonts w:ascii="Times New Roman" w:cs="Times New Roman" w:eastAsia="Times New Roman" w:hAnsi="Times New Roman"/>
+                      <w:rFonts w:ascii="Calibri" w:cs="Calibri" w:eastAsia="Times New Roman" w:hAnsi="Calibri"/>
                       <w:b w:val="false"/>
                       <w:bCs w:val="false"/>
                       <w:i w:val="false"/>
@@ -294,7 +294,7 @@
                   </w:pPr>
                   <w:r>
                     <w:rPr>
-                      <w:rFonts w:ascii="Times New Roman" w:cs="Times New Roman" w:eastAsia="Times New Roman" w:hAnsi="Times New Roman"/>
+                      <w:rFonts w:ascii="Calibri" w:cs="Calibri" w:eastAsia="Times New Roman" w:hAnsi="Calibri"/>
                       <w:b w:val="false"/>
                       <w:bCs w:val="false"/>
                       <w:i w:val="false"/>
@@ -322,7 +322,7 @@
                   </w:pPr>
                   <w:r>
                     <w:rPr>
-                      <w:rFonts w:ascii="Times New Roman" w:cs="Times New Roman" w:eastAsia="Times New Roman" w:hAnsi="Times New Roman"/>
+                      <w:rFonts w:ascii="Calibri" w:cs="Calibri" w:eastAsia="Times New Roman" w:hAnsi="Calibri"/>
                       <w:b w:val="false"/>
                       <w:bCs w:val="false"/>
                       <w:i w:val="false"/>
@@ -353,7 +353,7 @@
                   </w:pPr>
                   <w:r>
                     <w:rPr>
-                      <w:rFonts w:ascii="Times New Roman" w:cs="Times New Roman" w:eastAsia="Times New Roman" w:hAnsi="Times New Roman"/>
+                      <w:rFonts w:ascii="Calibri" w:cs="Calibri" w:eastAsia="Times New Roman" w:hAnsi="Calibri"/>
                       <w:b w:val="false"/>
                       <w:bCs w:val="false"/>
                       <w:i w:val="false"/>
@@ -381,7 +381,7 @@
                   </w:pPr>
                   <w:r>
                     <w:rPr>
-                      <w:rFonts w:ascii="Times New Roman" w:cs="Times New Roman" w:eastAsia="Times New Roman" w:hAnsi="Times New Roman"/>
+                      <w:rFonts w:ascii="Calibri" w:cs="Calibri" w:eastAsia="Times New Roman" w:hAnsi="Calibri"/>
                       <w:b w:val="false"/>
                       <w:bCs w:val="false"/>
                       <w:i w:val="false"/>
@@ -412,7 +412,7 @@
                   </w:pPr>
                   <w:r>
                     <w:rPr>
-                      <w:rFonts w:ascii="Times New Roman" w:cs="Times New Roman" w:eastAsia="Times New Roman" w:hAnsi="Times New Roman"/>
+                      <w:rFonts w:ascii="Calibri" w:cs="Calibri" w:eastAsia="Times New Roman" w:hAnsi="Calibri"/>
                       <w:b w:val="false"/>
                       <w:bCs w:val="false"/>
                       <w:i w:val="false"/>
@@ -440,7 +440,7 @@
                   </w:pPr>
                   <w:r>
                     <w:rPr>
-                      <w:rFonts w:ascii="Times New Roman" w:cs="Times New Roman" w:eastAsia="Times New Roman" w:hAnsi="Times New Roman"/>
+                      <w:rFonts w:ascii="Calibri" w:cs="Calibri" w:eastAsia="Times New Roman" w:hAnsi="Calibri"/>
                       <w:b w:val="false"/>
                       <w:bCs w:val="false"/>
                       <w:i w:val="false"/>
@@ -471,7 +471,7 @@
                   </w:pPr>
                   <w:r>
                     <w:rPr>
-                      <w:rFonts w:ascii="Times New Roman" w:cs="Times New Roman" w:eastAsia="Times New Roman" w:hAnsi="Times New Roman"/>
+                      <w:rFonts w:ascii="Calibri" w:cs="Calibri" w:eastAsia="Times New Roman" w:hAnsi="Calibri"/>
                       <w:b w:val="false"/>
                       <w:bCs w:val="false"/>
                       <w:i w:val="false"/>
@@ -499,7 +499,7 @@
                   </w:pPr>
                   <w:r>
                     <w:rPr>
-                      <w:rFonts w:ascii="Times New Roman" w:cs="Times New Roman" w:eastAsia="Times New Roman" w:hAnsi="Times New Roman"/>
+                      <w:rFonts w:ascii="Calibri" w:cs="Calibri" w:eastAsia="Times New Roman" w:hAnsi="Calibri"/>
                       <w:b w:val="false"/>
                       <w:bCs w:val="false"/>
                       <w:i w:val="false"/>
@@ -530,7 +530,7 @@
                   </w:pPr>
                   <w:r>
                     <w:rPr>
-                      <w:rFonts w:ascii="Times New Roman" w:cs="Times New Roman" w:eastAsia="Times New Roman" w:hAnsi="Times New Roman"/>
+                      <w:rFonts w:ascii="Calibri" w:cs="Calibri" w:eastAsia="Times New Roman" w:hAnsi="Calibri"/>
                       <w:b w:val="false"/>
                       <w:bCs w:val="false"/>
                       <w:i w:val="false"/>
@@ -558,7 +558,7 @@
                   </w:pPr>
                   <w:r>
                     <w:rPr>
-                      <w:rFonts w:ascii="Times New Roman" w:cs="Times New Roman" w:eastAsia="Times New Roman" w:hAnsi="Times New Roman"/>
+                      <w:rFonts w:ascii="Calibri" w:cs="Calibri" w:eastAsia="Times New Roman" w:hAnsi="Calibri"/>
                       <w:b w:val="false"/>
                       <w:bCs w:val="false"/>
                       <w:i w:val="false"/>
@@ -589,7 +589,7 @@
                   </w:pPr>
                   <w:r>
                     <w:rPr>
-                      <w:rFonts w:ascii="Times New Roman" w:cs="Times New Roman" w:eastAsia="Times New Roman" w:hAnsi="Times New Roman"/>
+                      <w:rFonts w:ascii="Calibri" w:cs="Calibri" w:eastAsia="Times New Roman" w:hAnsi="Calibri"/>
                       <w:b w:val="false"/>
                       <w:bCs w:val="false"/>
                       <w:i w:val="false"/>
@@ -617,7 +617,7 @@
                   </w:pPr>
                   <w:r>
                     <w:rPr>
-                      <w:rFonts w:ascii="Times New Roman" w:cs="Times New Roman" w:eastAsia="Times New Roman" w:hAnsi="Times New Roman"/>
+                      <w:rFonts w:ascii="Calibri" w:cs="Calibri" w:eastAsia="Times New Roman" w:hAnsi="Calibri"/>
                       <w:b w:val="false"/>
                       <w:bCs w:val="false"/>
                       <w:i w:val="false"/>
@@ -648,7 +648,7 @@
                   </w:pPr>
                   <w:r>
                     <w:rPr>
-                      <w:rFonts w:ascii="Times New Roman" w:cs="Times New Roman" w:eastAsia="Times New Roman" w:hAnsi="Times New Roman"/>
+                      <w:rFonts w:ascii="Calibri" w:cs="Calibri" w:eastAsia="Times New Roman" w:hAnsi="Calibri"/>
                       <w:b w:val="false"/>
                       <w:bCs w:val="false"/>
                       <w:i w:val="false"/>
@@ -676,7 +676,7 @@
                   </w:pPr>
                   <w:r>
                     <w:rPr>
-                      <w:rFonts w:ascii="Times New Roman" w:cs="Times New Roman" w:eastAsia="Times New Roman" w:hAnsi="Times New Roman"/>
+                      <w:rFonts w:ascii="Calibri" w:cs="Calibri" w:eastAsia="Times New Roman" w:hAnsi="Calibri"/>
                       <w:b w:val="false"/>
                       <w:bCs w:val="false"/>
                       <w:i w:val="false"/>
@@ -707,7 +707,7 @@
                   </w:pPr>
                   <w:r>
                     <w:rPr>
-                      <w:rFonts w:ascii="Times New Roman" w:cs="Times New Roman" w:eastAsia="Times New Roman" w:hAnsi="Times New Roman"/>
+                      <w:rFonts w:ascii="Calibri" w:cs="Calibri" w:eastAsia="Times New Roman" w:hAnsi="Calibri"/>
                       <w:b w:val="false"/>
                       <w:bCs w:val="false"/>
                       <w:i w:val="false"/>
@@ -735,7 +735,7 @@
                   </w:pPr>
                   <w:r>
                     <w:rPr>
-                      <w:rFonts w:ascii="Times New Roman" w:cs="Times New Roman" w:eastAsia="Times New Roman" w:hAnsi="Times New Roman"/>
+                      <w:rFonts w:ascii="Calibri" w:cs="Calibri" w:eastAsia="Times New Roman" w:hAnsi="Calibri"/>
                       <w:b w:val="false"/>
                       <w:bCs w:val="false"/>
                       <w:i w:val="false"/>
@@ -766,7 +766,7 @@
                   </w:pPr>
                   <w:r>
                     <w:rPr>
-                      <w:rFonts w:ascii="Times New Roman" w:cs="Times New Roman" w:eastAsia="Times New Roman" w:hAnsi="Times New Roman"/>
+                      <w:rFonts w:ascii="Calibri" w:cs="Calibri" w:eastAsia="Times New Roman" w:hAnsi="Calibri"/>
                       <w:b w:val="false"/>
                       <w:bCs w:val="false"/>
                       <w:i w:val="false"/>
@@ -794,7 +794,7 @@
                   </w:pPr>
                   <w:r>
                     <w:rPr>
-                      <w:rFonts w:ascii="Times New Roman" w:cs="Times New Roman" w:eastAsia="Times New Roman" w:hAnsi="Times New Roman"/>
+                      <w:rFonts w:ascii="Calibri" w:cs="Calibri" w:eastAsia="Times New Roman" w:hAnsi="Calibri"/>
                       <w:b w:val="false"/>
                       <w:bCs w:val="false"/>
                       <w:i w:val="false"/>
@@ -825,7 +825,7 @@
                   </w:pPr>
                   <w:r>
                     <w:rPr>
-                      <w:rFonts w:ascii="Times New Roman" w:cs="Times New Roman" w:eastAsia="Times New Roman" w:hAnsi="Times New Roman"/>
+                      <w:rFonts w:ascii="Calibri" w:cs="Calibri" w:eastAsia="Times New Roman" w:hAnsi="Calibri"/>
                       <w:b w:val="false"/>
                       <w:bCs w:val="false"/>
                       <w:i w:val="false"/>
@@ -853,7 +853,7 @@
                   </w:pPr>
                   <w:r>
                     <w:rPr>
-                      <w:rFonts w:ascii="Times New Roman" w:cs="Times New Roman" w:eastAsia="Times New Roman" w:hAnsi="Times New Roman"/>
+                      <w:rFonts w:ascii="Calibri" w:cs="Calibri" w:eastAsia="Times New Roman" w:hAnsi="Calibri"/>
                       <w:b w:val="false"/>
                       <w:bCs w:val="false"/>
                       <w:i w:val="false"/>
@@ -884,7 +884,7 @@
                   </w:pPr>
                   <w:r>
                     <w:rPr>
-                      <w:rFonts w:ascii="Times New Roman" w:cs="Times New Roman" w:eastAsia="Times New Roman" w:hAnsi="Times New Roman"/>
+                      <w:rFonts w:ascii="Calibri" w:cs="Calibri" w:eastAsia="Times New Roman" w:hAnsi="Calibri"/>
                       <w:b w:val="false"/>
                       <w:bCs w:val="false"/>
                       <w:i w:val="false"/>
@@ -912,7 +912,7 @@
                   </w:pPr>
                   <w:r>
                     <w:rPr>
-                      <w:rFonts w:ascii="Times New Roman" w:cs="Times New Roman" w:eastAsia="Times New Roman" w:hAnsi="Times New Roman"/>
+                      <w:rFonts w:ascii="Calibri" w:cs="Calibri" w:eastAsia="Times New Roman" w:hAnsi="Calibri"/>
                       <w:b w:val="false"/>
                       <w:bCs w:val="false"/>
                       <w:i w:val="false"/>
@@ -943,7 +943,7 @@
                   </w:pPr>
                   <w:r>
                     <w:rPr>
-                      <w:rFonts w:ascii="Times New Roman" w:cs="Times New Roman" w:eastAsia="Times New Roman" w:hAnsi="Times New Roman"/>
+                      <w:rFonts w:ascii="Calibri" w:cs="Calibri" w:eastAsia="Times New Roman" w:hAnsi="Calibri"/>
                       <w:b w:val="false"/>
                       <w:bCs w:val="false"/>
                       <w:i w:val="false"/>
@@ -971,7 +971,7 @@
                   </w:pPr>
                   <w:r>
                     <w:rPr>
-                      <w:rFonts w:ascii="Times New Roman" w:cs="Times New Roman" w:eastAsia="Times New Roman" w:hAnsi="Times New Roman"/>
+                      <w:rFonts w:ascii="Calibri" w:cs="Calibri" w:eastAsia="Times New Roman" w:hAnsi="Calibri"/>
                       <w:b w:val="false"/>
                       <w:bCs w:val="false"/>
                       <w:i w:val="false"/>
@@ -991,7 +991,7 @@
             </w:pPr>
             <w:r>
               <w:rPr>
-                <w:rFonts w:ascii="Times New Roman" w:cs="Times New Roman" w:eastAsia="Times New Roman" w:hAnsi="Times New Roman"/>
+                <w:rFonts w:ascii="Calibri" w:cs="Calibri" w:eastAsia="Times New Roman" w:hAnsi="Calibri"/>
                 <w:b w:val="false"/>
                 <w:bCs w:val="false"/>
                 <w:i w:val="false"/>
@@ -1036,7 +1036,7 @@
                   </w:pPr>
                   <w:r>
                     <w:rPr>
-                      <w:rFonts w:ascii="Times New Roman" w:cs="Times New Roman" w:eastAsia="Times New Roman" w:hAnsi="Times New Roman"/>
+                      <w:rFonts w:ascii="Calibri" w:cs="Calibri" w:eastAsia="Times New Roman" w:hAnsi="Calibri"/>
                       <w:b/>
                       <w:bCs/>
                       <w:i w:val="false"/>
@@ -1065,7 +1065,7 @@
                   </w:pPr>
                   <w:r>
                     <w:rPr>
-                      <w:rFonts w:ascii="Times New Roman" w:cs="Times New Roman" w:eastAsia="Times New Roman" w:hAnsi="Times New Roman"/>
+                      <w:rFonts w:ascii="Calibri" w:cs="Calibri" w:eastAsia="Times New Roman" w:hAnsi="Calibri"/>
                       <w:b w:val="false"/>
                       <w:bCs w:val="false"/>
                       <w:i w:val="false"/>
@@ -1096,7 +1096,7 @@
                   </w:pPr>
                   <w:r>
                     <w:rPr>
-                      <w:rFonts w:ascii="Times New Roman" w:cs="Times New Roman" w:eastAsia="Times New Roman" w:hAnsi="Times New Roman"/>
+                      <w:rFonts w:ascii="Calibri" w:cs="Calibri" w:eastAsia="Times New Roman" w:hAnsi="Calibri"/>
                       <w:b/>
                       <w:bCs/>
                       <w:i w:val="false"/>
@@ -1125,7 +1125,7 @@
                   </w:pPr>
                   <w:r>
                     <w:rPr>
-                      <w:rFonts w:ascii="Times New Roman" w:cs="Times New Roman" w:eastAsia="Times New Roman" w:hAnsi="Times New Roman"/>
+                      <w:rFonts w:ascii="Calibri" w:cs="Calibri" w:eastAsia="Times New Roman" w:hAnsi="Calibri"/>
                       <w:b w:val="false"/>
                       <w:bCs w:val="false"/>
                       <w:i w:val="false"/>
@@ -1145,7 +1145,7 @@
             </w:pPr>
             <w:r>
               <w:rPr>
-                <w:rFonts w:ascii="Times New Roman" w:cs="Times New Roman" w:eastAsia="Times New Roman" w:hAnsi="Times New Roman"/>
+                <w:rFonts w:ascii="Calibri" w:cs="Calibri" w:eastAsia="Times New Roman" w:hAnsi="Calibri"/>
                 <w:b w:val="false"/>
                 <w:bCs w:val="false"/>
                 <w:i w:val="false"/>
@@ -1162,7 +1162,7 @@
             </w:pPr>
             <w:r>
               <w:rPr>
-                <w:rFonts w:ascii="Times New Roman" w:cs="Times New Roman" w:eastAsia="Times New Roman" w:hAnsi="Times New Roman"/>
+                <w:rFonts w:ascii="Calibri" w:cs="Calibri" w:eastAsia="Times New Roman" w:hAnsi="Calibri"/>
                 <w:b/>
                 <w:bCs/>
                 <w:i w:val="false"/>
@@ -1179,7 +1179,7 @@
             </w:pPr>
             <w:r>
               <w:rPr>
-                <w:rFonts w:ascii="Times New Roman" w:cs="Times New Roman" w:eastAsia="Times New Roman" w:hAnsi="Times New Roman"/>
+                <w:rFonts w:ascii="Calibri" w:cs="Calibri" w:eastAsia="Times New Roman" w:hAnsi="Calibri"/>
                 <w:b w:val="false"/>
                 <w:bCs w:val="false"/>
                 <w:i/>
@@ -1212,7 +1212,7 @@
             </w:sdt>
             <w:r>
               <w:rPr>
-                <w:rFonts w:ascii="Times New Roman" w:cs="Times New Roman" w:eastAsia="Times New Roman" w:hAnsi="Times New Roman"/>
+                <w:rFonts w:ascii="Calibri" w:cs="Calibri" w:eastAsia="Times New Roman" w:hAnsi="Calibri"/>
                 <w:b w:val="false"/>
                 <w:bCs w:val="false"/>
                 <w:i w:val="false"/>
@@ -1245,7 +1245,7 @@
             </w:sdt>
             <w:r>
               <w:rPr>
-                <w:rFonts w:ascii="Times New Roman" w:cs="Times New Roman" w:eastAsia="Times New Roman" w:hAnsi="Times New Roman"/>
+                <w:rFonts w:ascii="Calibri" w:cs="Calibri" w:eastAsia="Times New Roman" w:hAnsi="Calibri"/>
                 <w:b w:val="false"/>
                 <w:bCs w:val="false"/>
                 <w:i w:val="false"/>
@@ -1262,7 +1262,7 @@
             </w:pPr>
             <w:r>
               <w:rPr>
-                <w:rFonts w:ascii="Times New Roman" w:cs="Times New Roman" w:eastAsia="Times New Roman" w:hAnsi="Times New Roman"/>
+                <w:rFonts w:ascii="Calibri" w:cs="Calibri" w:eastAsia="Times New Roman" w:hAnsi="Calibri"/>
                 <w:b w:val="false"/>
                 <w:bCs w:val="false"/>
                 <w:i/>
@@ -1295,7 +1295,7 @@
             </w:sdt>
             <w:r>
               <w:rPr>
-                <w:rFonts w:ascii="Times New Roman" w:cs="Times New Roman" w:eastAsia="Times New Roman" w:hAnsi="Times New Roman"/>
+                <w:rFonts w:ascii="Calibri" w:cs="Calibri" w:eastAsia="Times New Roman" w:hAnsi="Calibri"/>
                 <w:b w:val="false"/>
                 <w:bCs w:val="false"/>
                 <w:i w:val="false"/>
@@ -1312,7 +1312,7 @@
             </w:pPr>
             <w:r>
               <w:rPr>
-                <w:rFonts w:ascii="Times New Roman" w:cs="Times New Roman" w:eastAsia="Times New Roman" w:hAnsi="Times New Roman"/>
+                <w:rFonts w:ascii="Calibri" w:cs="Calibri" w:eastAsia="Times New Roman" w:hAnsi="Calibri"/>
                 <w:b/>
                 <w:bCs/>
                 <w:i w:val="false"/>
@@ -1372,7 +1372,7 @@
                   </w:pPr>
                   <w:r>
                     <w:rPr>
-                      <w:rFonts w:ascii="Times New Roman" w:cs="Times New Roman" w:eastAsia="Times New Roman" w:hAnsi="Times New Roman"/>
+                      <w:rFonts w:ascii="Calibri" w:cs="Calibri" w:eastAsia="Times New Roman" w:hAnsi="Calibri"/>
                       <w:b/>
                       <w:bCs/>
                       <w:i w:val="false"/>
@@ -1403,7 +1403,7 @@
                   </w:pPr>
                   <w:r>
                     <w:rPr>
-                      <w:rFonts w:ascii="Times New Roman" w:cs="Times New Roman" w:eastAsia="Times New Roman" w:hAnsi="Times New Roman"/>
+                      <w:rFonts w:ascii="Calibri" w:cs="Calibri" w:eastAsia="Times New Roman" w:hAnsi="Calibri"/>
                       <w:b w:val="false"/>
                       <w:bCs w:val="false"/>
                       <w:i w:val="false"/>
@@ -1420,7 +1420,7 @@
                   </w:pPr>
                   <w:r>
                     <w:rPr>
-                      <w:rFonts w:ascii="Times New Roman" w:cs="Times New Roman" w:eastAsia="Times New Roman" w:hAnsi="Times New Roman"/>
+                      <w:rFonts w:ascii="Calibri" w:cs="Calibri" w:eastAsia="Times New Roman" w:hAnsi="Calibri"/>
                       <w:b w:val="false"/>
                       <w:bCs w:val="false"/>
                       <w:i w:val="false"/>
@@ -1437,7 +1437,7 @@
                   </w:pPr>
                   <w:r>
                     <w:rPr>
-                      <w:rFonts w:ascii="Times New Roman" w:cs="Times New Roman" w:eastAsia="Times New Roman" w:hAnsi="Times New Roman"/>
+                      <w:rFonts w:ascii="Calibri" w:cs="Calibri" w:eastAsia="Times New Roman" w:hAnsi="Calibri"/>
                       <w:b w:val="false"/>
                       <w:bCs w:val="false"/>
                       <w:i w:val="false"/>
@@ -1454,7 +1454,7 @@
                   </w:pPr>
                   <w:r>
                     <w:rPr>
-                      <w:rFonts w:ascii="Times New Roman" w:cs="Times New Roman" w:eastAsia="Times New Roman" w:hAnsi="Times New Roman"/>
+                      <w:rFonts w:ascii="Calibri" w:cs="Calibri" w:eastAsia="Times New Roman" w:hAnsi="Calibri"/>
                       <w:b w:val="false"/>
                       <w:bCs w:val="false"/>
                       <w:i w:val="false"/>
@@ -1471,7 +1471,7 @@
                   </w:pPr>
                   <w:r>
                     <w:rPr>
-                      <w:rFonts w:ascii="Times New Roman" w:cs="Times New Roman" w:eastAsia="Times New Roman" w:hAnsi="Times New Roman"/>
+                      <w:rFonts w:ascii="Calibri" w:cs="Calibri" w:eastAsia="Times New Roman" w:hAnsi="Calibri"/>
                       <w:b/>
                       <w:bCs/>
                       <w:i w:val="false"/>
@@ -1483,7 +1483,7 @@
                   </w:r>
                   <w:r>
                     <w:rPr>
-                      <w:rFonts w:ascii="Times New Roman" w:cs="Times New Roman" w:eastAsia="Times New Roman" w:hAnsi="Times New Roman"/>
+                      <w:rFonts w:ascii="Calibri" w:cs="Calibri" w:eastAsia="Times New Roman" w:hAnsi="Calibri"/>
                       <w:b/>
                       <w:bCs/>
                       <w:i w:val="false"/>
@@ -1514,7 +1514,7 @@
                   </w:pPr>
                   <w:r>
                     <w:rPr>
-                      <w:rFonts w:ascii="Times New Roman" w:cs="Times New Roman" w:eastAsia="Times New Roman" w:hAnsi="Times New Roman"/>
+                      <w:rFonts w:ascii="Calibri" w:cs="Calibri" w:eastAsia="Times New Roman" w:hAnsi="Calibri"/>
                       <w:b/>
                       <w:bCs/>
                       <w:i w:val="false"/>
@@ -1559,6 +1559,9 @@
                     </w:sdtContent>
                   </w:sdt>
                   <w:r>
+                    <w:rPr>
+                      <w:rFonts w:ascii="Calibri" w:hAnsi="Calibri" w:cs="Calibri"/>
+                    </w:rPr>
                     <w:t xml:space="preserve"> Internal Event:     </w:t>
                   </w:r>
                   <w:sdt>
@@ -1578,6 +1581,9 @@
                     </w:sdtContent>
                   </w:sdt>
                   <w:r>
+                    <w:rPr>
+                      <w:rFonts w:ascii="Calibri" w:hAnsi="Calibri" w:cs="Calibri"/>
+                    </w:rPr>
                     <w:t xml:space="preserve"> Third Party Event:</w:t>
                   </w:r>
                 </w:p>
@@ -1586,6 +1592,9 @@
                     <w:spacing w:after="40"/>
                   </w:pPr>
                   <w:r>
+                    <w:rPr>
+                      <w:rFonts w:ascii="Calibri" w:hAnsi="Calibri" w:cs="Calibri"/>
+                    </w:rPr>
                     <w:t xml:space="preserve">Are we paying the band?   </w:t>
                   </w:r>
                   <w:sdt>
@@ -1605,6 +1614,9 @@
                     </w:sdtContent>
                   </w:sdt>
                   <w:r>
+                    <w:rPr>
+                      <w:rFonts w:ascii="Calibri" w:hAnsi="Calibri" w:cs="Calibri"/>
+                    </w:rPr>
                     <w:t xml:space="preserve"> Yes     </w:t>
                   </w:r>
                   <w:sdt>
@@ -1624,6 +1636,9 @@
                     </w:sdtContent>
                   </w:sdt>
                   <w:r>
+                    <w:rPr>
+                      <w:rFonts w:ascii="Calibri" w:hAnsi="Calibri" w:cs="Calibri"/>
+                    </w:rPr>
                     <w:t xml:space="preserve"> No</w:t>
                   </w:r>
                 </w:p>
@@ -1648,7 +1663,7 @@
                   </w:pPr>
                   <w:r>
                     <w:rPr>
-                      <w:rFonts w:ascii="Times New Roman" w:cs="Times New Roman" w:eastAsia="Times New Roman" w:hAnsi="Times New Roman"/>
+                      <w:rFonts w:ascii="Calibri" w:cs="Calibri" w:eastAsia="Times New Roman" w:hAnsi="Calibri"/>
                       <w:b/>
                       <w:bCs/>
                       <w:i w:val="false"/>
@@ -1679,7 +1694,7 @@
                   </w:pPr>
                   <w:r>
                     <w:rPr>
-                      <w:rFonts w:ascii="Times New Roman" w:cs="Times New Roman" w:eastAsia="Times New Roman" w:hAnsi="Times New Roman"/>
+                      <w:rFonts w:ascii="Calibri" w:cs="Calibri" w:eastAsia="Times New Roman" w:hAnsi="Calibri"/>
                       <w:b w:val="false"/>
                       <w:bCs w:val="false"/>
                       <w:i w:val="false"/>
@@ -1710,7 +1725,7 @@
                   </w:pPr>
                   <w:r>
                     <w:rPr>
-                      <w:rFonts w:ascii="Times New Roman" w:cs="Times New Roman" w:eastAsia="Times New Roman" w:hAnsi="Times New Roman"/>
+                      <w:rFonts w:ascii="Calibri" w:cs="Calibri" w:eastAsia="Times New Roman" w:hAnsi="Calibri"/>
                       <w:b w:val="false"/>
                       <w:bCs w:val="false"/>
                       <w:i w:val="false"/>
@@ -1740,7 +1755,7 @@
                   </w:pPr>
                   <w:r>
                     <w:rPr>
-                      <w:rFonts w:ascii="Times New Roman" w:cs="Times New Roman" w:eastAsia="Times New Roman" w:hAnsi="Times New Roman"/>
+                      <w:rFonts w:ascii="Calibri" w:cs="Calibri" w:eastAsia="Times New Roman" w:hAnsi="Calibri"/>
                       <w:b/>
                       <w:bCs/>
                       <w:i w:val="false"/>
@@ -1758,7 +1773,7 @@
                   </w:pPr>
                   <w:r>
                     <w:rPr>
-                      <w:rFonts w:ascii="Times New Roman" w:cs="Times New Roman" w:eastAsia="Times New Roman" w:hAnsi="Times New Roman"/>
+                      <w:rFonts w:ascii="Calibri" w:cs="Calibri" w:eastAsia="Times New Roman" w:hAnsi="Calibri"/>
                       <w:b w:val="false"/>
                       <w:bCs w:val="false"/>
                       <w:i w:val="false"/>
@@ -1788,7 +1803,7 @@
                   </w:pPr>
                   <w:r>
                     <w:rPr>
-                      <w:rFonts w:ascii="Times New Roman" w:cs="Times New Roman" w:eastAsia="Times New Roman" w:hAnsi="Times New Roman"/>
+                      <w:rFonts w:ascii="Calibri" w:cs="Calibri" w:eastAsia="Times New Roman" w:hAnsi="Calibri"/>
                       <w:b/>
                       <w:bCs/>
                       <w:i w:val="false"/>
@@ -1806,7 +1821,7 @@
                   </w:pPr>
                   <w:r>
                     <w:rPr>
-                      <w:rFonts w:ascii="Times New Roman" w:cs="Times New Roman" w:eastAsia="Times New Roman" w:hAnsi="Times New Roman"/>
+                      <w:rFonts w:ascii="Calibri" w:cs="Calibri" w:eastAsia="Times New Roman" w:hAnsi="Calibri"/>
                       <w:b w:val="false"/>
                       <w:bCs w:val="false"/>
                       <w:i w:val="false"/>
@@ -1836,7 +1851,7 @@
                   </w:pPr>
                   <w:r>
                     <w:rPr>
-                      <w:rFonts w:ascii="Times New Roman" w:cs="Times New Roman" w:eastAsia="Times New Roman" w:hAnsi="Times New Roman"/>
+                      <w:rFonts w:ascii="Calibri" w:cs="Calibri" w:eastAsia="Times New Roman" w:hAnsi="Calibri"/>
                       <w:b/>
                       <w:bCs/>
                       <w:i w:val="false"/>
@@ -1854,7 +1869,7 @@
                   </w:pPr>
                   <w:r>
                     <w:rPr>
-                      <w:rFonts w:ascii="Times New Roman" w:cs="Times New Roman" w:eastAsia="Times New Roman" w:hAnsi="Times New Roman"/>
+                      <w:rFonts w:ascii="Calibri" w:cs="Calibri" w:eastAsia="Times New Roman" w:hAnsi="Calibri"/>
                       <w:b w:val="false"/>
                       <w:bCs w:val="false"/>
                       <w:i w:val="false"/>
@@ -1886,7 +1901,7 @@
                   </w:pPr>
                   <w:r>
                     <w:rPr>
-                      <w:rFonts w:ascii="Times New Roman" w:cs="Times New Roman" w:eastAsia="Times New Roman" w:hAnsi="Times New Roman"/>
+                      <w:rFonts w:ascii="Calibri" w:cs="Calibri" w:eastAsia="Times New Roman" w:hAnsi="Calibri"/>
                       <w:b/>
                       <w:bCs/>
                       <w:i w:val="false"/>
@@ -1915,7 +1930,7 @@
                   </w:pPr>
                   <w:r>
                     <w:rPr>
-                      <w:rFonts w:ascii="Times New Roman" w:cs="Times New Roman" w:eastAsia="Times New Roman" w:hAnsi="Times New Roman"/>
+                      <w:rFonts w:ascii="Calibri" w:cs="Calibri" w:eastAsia="Times New Roman" w:hAnsi="Calibri"/>
                       <w:b w:val="false"/>
                       <w:bCs w:val="false"/>
                       <w:i w:val="false"/>
@@ -1944,7 +1959,7 @@
                   </w:pPr>
                   <w:r>
                     <w:rPr>
-                      <w:rFonts w:ascii="Times New Roman" w:cs="Times New Roman" w:eastAsia="Times New Roman" w:hAnsi="Times New Roman"/>
+                      <w:rFonts w:ascii="Calibri" w:cs="Calibri" w:eastAsia="Times New Roman" w:hAnsi="Calibri"/>
                       <w:b w:val="false"/>
                       <w:bCs w:val="false"/>
                       <w:i w:val="false"/>
@@ -1973,7 +1988,7 @@
                   </w:pPr>
                   <w:r>
                     <w:rPr>
-                      <w:rFonts w:ascii="Times New Roman" w:cs="Times New Roman" w:eastAsia="Times New Roman" w:hAnsi="Times New Roman"/>
+                      <w:rFonts w:ascii="Calibri" w:cs="Calibri" w:eastAsia="Times New Roman" w:hAnsi="Calibri"/>
                       <w:b w:val="false"/>
                       <w:bCs w:val="false"/>
                       <w:i w:val="false"/>
@@ -2005,7 +2020,7 @@
                   </w:pPr>
                   <w:r>
                     <w:rPr>
-                      <w:rFonts w:ascii="Times New Roman" w:cs="Times New Roman" w:eastAsia="Times New Roman" w:hAnsi="Times New Roman"/>
+                      <w:rFonts w:ascii="Calibri" w:cs="Calibri" w:eastAsia="Times New Roman" w:hAnsi="Calibri"/>
                       <w:b/>
                       <w:bCs/>
                       <w:i w:val="false"/>
@@ -2034,63 +2049,63 @@
                   </w:pPr>
                   <w:r>
                     <w:rPr>
-                      <w:rFonts w:ascii="Times New Roman" w:cs="Times New Roman" w:eastAsia="Times New Roman" w:hAnsi="Times New Roman"/>
-                      <w:b w:val="false"/>
-                      <w:bCs w:val="false"/>
-                      <w:i w:val="false"/>
-                      <w:iCs w:val="false"/>
-                      <w:sz w:val="20"/>
-                      <w:szCs w:val="20"/>
-                    </w:rPr>
-                  </w:r>
-                </w:p>
-              </w:tc>
-              <w:tc>
-                <w:tcPr>
-                  <w:tcW w:type="dxa" w:w="1850"/>
-                  <w:tcMar>
-                    <w:top w:type="dxa" w:w="40"/>
-                    <w:left w:type="dxa" w:w="80"/>
-                    <w:bottom w:type="dxa" w:w="40"/>
-                    <w:right w:type="dxa" w:w="80"/>
-                  </w:tcMar>
-                  <w:vAlign w:val="top"/>
-                </w:tcPr>
-                <w:p>
-                  <w:pPr>
-                    <w:spacing w:after="40"/>
-                  </w:pPr>
-                  <w:r>
-                    <w:rPr>
-                      <w:rFonts w:ascii="Times New Roman" w:cs="Times New Roman" w:eastAsia="Times New Roman" w:hAnsi="Times New Roman"/>
-                      <w:b w:val="false"/>
-                      <w:bCs w:val="false"/>
-                      <w:i w:val="false"/>
-                      <w:iCs w:val="false"/>
-                      <w:sz w:val="20"/>
-                      <w:szCs w:val="20"/>
-                    </w:rPr>
-                  </w:r>
-                </w:p>
-              </w:tc>
-              <w:tc>
-                <w:tcPr>
-                  <w:tcW w:type="dxa" w:w="1850"/>
-                  <w:tcMar>
-                    <w:top w:type="dxa" w:w="40"/>
-                    <w:left w:type="dxa" w:w="80"/>
-                    <w:bottom w:type="dxa" w:w="40"/>
-                    <w:right w:type="dxa" w:w="80"/>
-                  </w:tcMar>
-                  <w:vAlign w:val="top"/>
-                </w:tcPr>
-                <w:p>
-                  <w:pPr>
-                    <w:spacing w:after="40"/>
-                  </w:pPr>
-                  <w:r>
-                    <w:rPr>
-                      <w:rFonts w:ascii="Times New Roman" w:cs="Times New Roman" w:eastAsia="Times New Roman" w:hAnsi="Times New Roman"/>
+                      <w:rFonts w:ascii="Calibri" w:cs="Calibri" w:eastAsia="Times New Roman" w:hAnsi="Calibri"/>
+                      <w:b w:val="false"/>
+                      <w:bCs w:val="false"/>
+                      <w:i w:val="false"/>
+                      <w:iCs w:val="false"/>
+                      <w:sz w:val="20"/>
+                      <w:szCs w:val="20"/>
+                    </w:rPr>
+                  </w:r>
+                </w:p>
+              </w:tc>
+              <w:tc>
+                <w:tcPr>
+                  <w:tcW w:type="dxa" w:w="1850"/>
+                  <w:tcMar>
+                    <w:top w:type="dxa" w:w="40"/>
+                    <w:left w:type="dxa" w:w="80"/>
+                    <w:bottom w:type="dxa" w:w="40"/>
+                    <w:right w:type="dxa" w:w="80"/>
+                  </w:tcMar>
+                  <w:vAlign w:val="top"/>
+                </w:tcPr>
+                <w:p>
+                  <w:pPr>
+                    <w:spacing w:after="40"/>
+                  </w:pPr>
+                  <w:r>
+                    <w:rPr>
+                      <w:rFonts w:ascii="Calibri" w:cs="Calibri" w:eastAsia="Times New Roman" w:hAnsi="Calibri"/>
+                      <w:b w:val="false"/>
+                      <w:bCs w:val="false"/>
+                      <w:i w:val="false"/>
+                      <w:iCs w:val="false"/>
+                      <w:sz w:val="20"/>
+                      <w:szCs w:val="20"/>
+                    </w:rPr>
+                  </w:r>
+                </w:p>
+              </w:tc>
+              <w:tc>
+                <w:tcPr>
+                  <w:tcW w:type="dxa" w:w="1850"/>
+                  <w:tcMar>
+                    <w:top w:type="dxa" w:w="40"/>
+                    <w:left w:type="dxa" w:w="80"/>
+                    <w:bottom w:type="dxa" w:w="40"/>
+                    <w:right w:type="dxa" w:w="80"/>
+                  </w:tcMar>
+                  <w:vAlign w:val="top"/>
+                </w:tcPr>
+                <w:p>
+                  <w:pPr>
+                    <w:spacing w:after="40"/>
+                  </w:pPr>
+                  <w:r>
+                    <w:rPr>
+                      <w:rFonts w:ascii="Calibri" w:cs="Calibri" w:eastAsia="Times New Roman" w:hAnsi="Calibri"/>
                       <w:b w:val="false"/>
                       <w:bCs w:val="false"/>
                       <w:i w:val="false"/>
@@ -2121,7 +2136,7 @@
                   </w:pPr>
                   <w:r>
                     <w:rPr>
-                      <w:rFonts w:ascii="Times New Roman" w:cs="Times New Roman" w:eastAsia="Times New Roman" w:hAnsi="Times New Roman"/>
+                      <w:rFonts w:ascii="Calibri" w:cs="Calibri" w:eastAsia="Times New Roman" w:hAnsi="Calibri"/>
                       <w:b/>
                       <w:bCs/>
                       <w:i w:val="false"/>
@@ -2150,7 +2165,7 @@
                   </w:pPr>
                   <w:r>
                     <w:rPr>
-                      <w:rFonts w:ascii="Times New Roman" w:cs="Times New Roman" w:eastAsia="Times New Roman" w:hAnsi="Times New Roman"/>
+                      <w:rFonts w:ascii="Calibri" w:cs="Calibri" w:eastAsia="Times New Roman" w:hAnsi="Calibri"/>
                       <w:b w:val="false"/>
                       <w:bCs w:val="false"/>
                       <w:i w:val="false"/>
@@ -2179,7 +2194,7 @@
                   </w:pPr>
                   <w:r>
                     <w:rPr>
-                      <w:rFonts w:ascii="Times New Roman" w:cs="Times New Roman" w:eastAsia="Times New Roman" w:hAnsi="Times New Roman"/>
+                      <w:rFonts w:ascii="Calibri" w:cs="Calibri" w:eastAsia="Times New Roman" w:hAnsi="Calibri"/>
                       <w:b w:val="false"/>
                       <w:bCs w:val="false"/>
                       <w:i w:val="false"/>
@@ -2208,7 +2223,7 @@
                   </w:pPr>
                   <w:r>
                     <w:rPr>
-                      <w:rFonts w:ascii="Times New Roman" w:cs="Times New Roman" w:eastAsia="Times New Roman" w:hAnsi="Times New Roman"/>
+                      <w:rFonts w:ascii="Calibri" w:cs="Calibri" w:eastAsia="Times New Roman" w:hAnsi="Calibri"/>
                       <w:b w:val="false"/>
                       <w:bCs w:val="false"/>
                       <w:i w:val="false"/>
@@ -2240,7 +2255,7 @@
                   </w:pPr>
                   <w:r>
                     <w:rPr>
-                      <w:rFonts w:ascii="Times New Roman" w:cs="Times New Roman" w:eastAsia="Times New Roman" w:hAnsi="Times New Roman"/>
+                      <w:rFonts w:ascii="Calibri" w:cs="Calibri" w:eastAsia="Times New Roman" w:hAnsi="Calibri"/>
                       <w:b/>
                       <w:bCs/>
                       <w:i w:val="false"/>
@@ -2269,7 +2284,7 @@
                   </w:pPr>
                   <w:r>
                     <w:rPr>
-                      <w:rFonts w:ascii="Times New Roman" w:cs="Times New Roman" w:eastAsia="Times New Roman" w:hAnsi="Times New Roman"/>
+                      <w:rFonts w:ascii="Calibri" w:cs="Calibri" w:eastAsia="Times New Roman" w:hAnsi="Calibri"/>
                       <w:b w:val="false"/>
                       <w:bCs w:val="false"/>
                       <w:i w:val="false"/>
@@ -2286,7 +2301,7 @@
                   </w:pPr>
                   <w:r>
                     <w:rPr>
-                      <w:rFonts w:ascii="Times New Roman" w:cs="Times New Roman" w:eastAsia="Times New Roman" w:hAnsi="Times New Roman"/>
+                      <w:rFonts w:ascii="Calibri" w:cs="Calibri" w:eastAsia="Times New Roman" w:hAnsi="Calibri"/>
                       <w:b w:val="false"/>
                       <w:bCs w:val="false"/>
                       <w:i w:val="false"/>
@@ -2315,7 +2330,7 @@
                   </w:pPr>
                   <w:r>
                     <w:rPr>
-                      <w:rFonts w:ascii="Times New Roman" w:cs="Times New Roman" w:eastAsia="Times New Roman" w:hAnsi="Times New Roman"/>
+                      <w:rFonts w:ascii="Calibri" w:cs="Calibri" w:eastAsia="Times New Roman" w:hAnsi="Calibri"/>
                       <w:b w:val="false"/>
                       <w:bCs w:val="false"/>
                       <w:i w:val="false"/>
@@ -2332,7 +2347,7 @@
                   </w:pPr>
                   <w:r>
                     <w:rPr>
-                      <w:rFonts w:ascii="Times New Roman" w:cs="Times New Roman" w:eastAsia="Times New Roman" w:hAnsi="Times New Roman"/>
+                      <w:rFonts w:ascii="Calibri" w:cs="Calibri" w:eastAsia="Times New Roman" w:hAnsi="Calibri"/>
                       <w:b w:val="false"/>
                       <w:bCs w:val="false"/>
                       <w:i w:val="false"/>
@@ -2361,7 +2376,7 @@
                   </w:pPr>
                   <w:r>
                     <w:rPr>
-                      <w:rFonts w:ascii="Times New Roman" w:cs="Times New Roman" w:eastAsia="Times New Roman" w:hAnsi="Times New Roman"/>
+                      <w:rFonts w:ascii="Calibri" w:cs="Calibri" w:eastAsia="Times New Roman" w:hAnsi="Calibri"/>
                       <w:b w:val="false"/>
                       <w:bCs w:val="false"/>
                       <w:i w:val="false"/>
@@ -2378,7 +2393,7 @@
                   </w:pPr>
                   <w:r>
                     <w:rPr>
-                      <w:rFonts w:ascii="Times New Roman" w:cs="Times New Roman" w:eastAsia="Times New Roman" w:hAnsi="Times New Roman"/>
+                      <w:rFonts w:ascii="Calibri" w:cs="Calibri" w:eastAsia="Times New Roman" w:hAnsi="Calibri"/>
                       <w:b w:val="false"/>
                       <w:bCs w:val="false"/>
                       <w:i w:val="false"/>
@@ -2410,7 +2425,7 @@
                   </w:pPr>
                   <w:r>
                     <w:rPr>
-                      <w:rFonts w:ascii="Times New Roman" w:cs="Times New Roman" w:eastAsia="Times New Roman" w:hAnsi="Times New Roman"/>
+                      <w:rFonts w:ascii="Calibri" w:cs="Calibri" w:eastAsia="Times New Roman" w:hAnsi="Calibri"/>
                       <w:b/>
                       <w:bCs/>
                       <w:i w:val="false"/>
@@ -2439,111 +2454,111 @@
                   </w:pPr>
                   <w:r>
                     <w:rPr>
-                      <w:rFonts w:ascii="Times New Roman" w:cs="Times New Roman" w:eastAsia="Times New Roman" w:hAnsi="Times New Roman"/>
-                      <w:b w:val="false"/>
-                      <w:bCs w:val="false"/>
-                      <w:i w:val="false"/>
-                      <w:iCs w:val="false"/>
-                      <w:sz w:val="20"/>
-                      <w:szCs w:val="20"/>
-                    </w:rPr>
-                  </w:r>
-                </w:p>
-                <w:p>
-                  <w:pPr>
-                    <w:spacing w:after="40"/>
-                  </w:pPr>
-                  <w:r>
-                    <w:rPr>
-                      <w:rFonts w:ascii="Times New Roman" w:cs="Times New Roman" w:eastAsia="Times New Roman" w:hAnsi="Times New Roman"/>
-                      <w:b w:val="false"/>
-                      <w:bCs w:val="false"/>
-                      <w:i w:val="false"/>
-                      <w:iCs w:val="false"/>
-                      <w:sz w:val="20"/>
-                      <w:szCs w:val="20"/>
-                    </w:rPr>
-                  </w:r>
-                </w:p>
-              </w:tc>
-              <w:tc>
-                <w:tcPr>
-                  <w:tcW w:type="dxa" w:w="1850"/>
-                  <w:tcMar>
-                    <w:top w:type="dxa" w:w="40"/>
-                    <w:left w:type="dxa" w:w="80"/>
-                    <w:bottom w:type="dxa" w:w="40"/>
-                    <w:right w:type="dxa" w:w="80"/>
-                  </w:tcMar>
-                  <w:vAlign w:val="top"/>
-                </w:tcPr>
-                <w:p>
-                  <w:pPr>
-                    <w:spacing w:after="40"/>
-                  </w:pPr>
-                  <w:r>
-                    <w:rPr>
-                      <w:rFonts w:ascii="Times New Roman" w:cs="Times New Roman" w:eastAsia="Times New Roman" w:hAnsi="Times New Roman"/>
-                      <w:b w:val="false"/>
-                      <w:bCs w:val="false"/>
-                      <w:i w:val="false"/>
-                      <w:iCs w:val="false"/>
-                      <w:sz w:val="20"/>
-                      <w:szCs w:val="20"/>
-                    </w:rPr>
-                  </w:r>
-                </w:p>
-                <w:p>
-                  <w:pPr>
-                    <w:spacing w:after="40"/>
-                  </w:pPr>
-                  <w:r>
-                    <w:rPr>
-                      <w:rFonts w:ascii="Times New Roman" w:cs="Times New Roman" w:eastAsia="Times New Roman" w:hAnsi="Times New Roman"/>
-                      <w:b w:val="false"/>
-                      <w:bCs w:val="false"/>
-                      <w:i w:val="false"/>
-                      <w:iCs w:val="false"/>
-                      <w:sz w:val="20"/>
-                      <w:szCs w:val="20"/>
-                    </w:rPr>
-                  </w:r>
-                </w:p>
-              </w:tc>
-              <w:tc>
-                <w:tcPr>
-                  <w:tcW w:type="dxa" w:w="1850"/>
-                  <w:tcMar>
-                    <w:top w:type="dxa" w:w="40"/>
-                    <w:left w:type="dxa" w:w="80"/>
-                    <w:bottom w:type="dxa" w:w="40"/>
-                    <w:right w:type="dxa" w:w="80"/>
-                  </w:tcMar>
-                  <w:vAlign w:val="top"/>
-                </w:tcPr>
-                <w:p>
-                  <w:pPr>
-                    <w:spacing w:after="40"/>
-                  </w:pPr>
-                  <w:r>
-                    <w:rPr>
-                      <w:rFonts w:ascii="Times New Roman" w:cs="Times New Roman" w:eastAsia="Times New Roman" w:hAnsi="Times New Roman"/>
-                      <w:b w:val="false"/>
-                      <w:bCs w:val="false"/>
-                      <w:i w:val="false"/>
-                      <w:iCs w:val="false"/>
-                      <w:sz w:val="20"/>
-                      <w:szCs w:val="20"/>
-                    </w:rPr>
-                  </w:r>
-                </w:p>
-                <w:p>
-                  <w:pPr>
-                    <w:spacing w:after="40"/>
-                  </w:pPr>
-                  <w:r>
-                    <w:rPr>
-                      <w:rFonts w:ascii="Times New Roman" w:cs="Times New Roman" w:eastAsia="Times New Roman" w:hAnsi="Times New Roman"/>
+                      <w:rFonts w:ascii="Calibri" w:cs="Calibri" w:eastAsia="Times New Roman" w:hAnsi="Calibri"/>
+                      <w:b w:val="false"/>
+                      <w:bCs w:val="false"/>
+                      <w:i w:val="false"/>
+                      <w:iCs w:val="false"/>
+                      <w:sz w:val="20"/>
+                      <w:szCs w:val="20"/>
+                    </w:rPr>
+                  </w:r>
+                </w:p>
+                <w:p>
+                  <w:pPr>
+                    <w:spacing w:after="40"/>
+                  </w:pPr>
+                  <w:r>
+                    <w:rPr>
+                      <w:rFonts w:ascii="Calibri" w:cs="Calibri" w:eastAsia="Times New Roman" w:hAnsi="Calibri"/>
+                      <w:b w:val="false"/>
+                      <w:bCs w:val="false"/>
+                      <w:i w:val="false"/>
+                      <w:iCs w:val="false"/>
+                      <w:sz w:val="20"/>
+                      <w:szCs w:val="20"/>
+                    </w:rPr>
+                  </w:r>
+                </w:p>
+              </w:tc>
+              <w:tc>
+                <w:tcPr>
+                  <w:tcW w:type="dxa" w:w="1850"/>
+                  <w:tcMar>
+                    <w:top w:type="dxa" w:w="40"/>
+                    <w:left w:type="dxa" w:w="80"/>
+                    <w:bottom w:type="dxa" w:w="40"/>
+                    <w:right w:type="dxa" w:w="80"/>
+                  </w:tcMar>
+                  <w:vAlign w:val="top"/>
+                </w:tcPr>
+                <w:p>
+                  <w:pPr>
+                    <w:spacing w:after="40"/>
+                  </w:pPr>
+                  <w:r>
+                    <w:rPr>
+                      <w:rFonts w:ascii="Calibri" w:cs="Calibri" w:eastAsia="Times New Roman" w:hAnsi="Calibri"/>
+                      <w:b w:val="false"/>
+                      <w:bCs w:val="false"/>
+                      <w:i w:val="false"/>
+                      <w:iCs w:val="false"/>
+                      <w:sz w:val="20"/>
+                      <w:szCs w:val="20"/>
+                    </w:rPr>
+                  </w:r>
+                </w:p>
+                <w:p>
+                  <w:pPr>
+                    <w:spacing w:after="40"/>
+                  </w:pPr>
+                  <w:r>
+                    <w:rPr>
+                      <w:rFonts w:ascii="Calibri" w:cs="Calibri" w:eastAsia="Times New Roman" w:hAnsi="Calibri"/>
+                      <w:b w:val="false"/>
+                      <w:bCs w:val="false"/>
+                      <w:i w:val="false"/>
+                      <w:iCs w:val="false"/>
+                      <w:sz w:val="20"/>
+                      <w:szCs w:val="20"/>
+                    </w:rPr>
+                  </w:r>
+                </w:p>
+              </w:tc>
+              <w:tc>
+                <w:tcPr>
+                  <w:tcW w:type="dxa" w:w="1850"/>
+                  <w:tcMar>
+                    <w:top w:type="dxa" w:w="40"/>
+                    <w:left w:type="dxa" w:w="80"/>
+                    <w:bottom w:type="dxa" w:w="40"/>
+                    <w:right w:type="dxa" w:w="80"/>
+                  </w:tcMar>
+                  <w:vAlign w:val="top"/>
+                </w:tcPr>
+                <w:p>
+                  <w:pPr>
+                    <w:spacing w:after="40"/>
+                  </w:pPr>
+                  <w:r>
+                    <w:rPr>
+                      <w:rFonts w:ascii="Calibri" w:cs="Calibri" w:eastAsia="Times New Roman" w:hAnsi="Calibri"/>
+                      <w:b w:val="false"/>
+                      <w:bCs w:val="false"/>
+                      <w:i w:val="false"/>
+                      <w:iCs w:val="false"/>
+                      <w:sz w:val="20"/>
+                      <w:szCs w:val="20"/>
+                    </w:rPr>
+                  </w:r>
+                </w:p>
+                <w:p>
+                  <w:pPr>
+                    <w:spacing w:after="40"/>
+                  </w:pPr>
+                  <w:r>
+                    <w:rPr>
+                      <w:rFonts w:ascii="Calibri" w:cs="Calibri" w:eastAsia="Times New Roman" w:hAnsi="Calibri"/>
                       <w:b w:val="false"/>
                       <w:bCs w:val="false"/>
                       <w:i w:val="false"/>
@@ -2574,7 +2589,7 @@
                   </w:pPr>
                   <w:r>
                     <w:rPr>
-                      <w:rFonts w:ascii="Times New Roman" w:cs="Times New Roman" w:eastAsia="Times New Roman" w:hAnsi="Times New Roman"/>
+                      <w:rFonts w:ascii="Calibri" w:cs="Calibri" w:eastAsia="Times New Roman" w:hAnsi="Calibri"/>
                       <w:b/>
                       <w:bCs/>
                       <w:i w:val="false"/>
@@ -2603,7 +2618,7 @@
                   </w:pPr>
                   <w:r>
                     <w:rPr>
-                      <w:rFonts w:ascii="Times New Roman" w:cs="Times New Roman" w:eastAsia="Times New Roman" w:hAnsi="Times New Roman"/>
+                      <w:rFonts w:ascii="Calibri" w:cs="Calibri" w:eastAsia="Times New Roman" w:hAnsi="Calibri"/>
                       <w:b w:val="false"/>
                       <w:bCs w:val="false"/>
                       <w:i w:val="false"/>
@@ -2632,7 +2647,7 @@
                   </w:pPr>
                   <w:r>
                     <w:rPr>
-                      <w:rFonts w:ascii="Times New Roman" w:cs="Times New Roman" w:eastAsia="Times New Roman" w:hAnsi="Times New Roman"/>
+                      <w:rFonts w:ascii="Calibri" w:cs="Calibri" w:eastAsia="Times New Roman" w:hAnsi="Calibri"/>
                       <w:b w:val="false"/>
                       <w:bCs w:val="false"/>
                       <w:i w:val="false"/>
@@ -2661,7 +2676,7 @@
                   </w:pPr>
                   <w:r>
                     <w:rPr>
-                      <w:rFonts w:ascii="Times New Roman" w:cs="Times New Roman" w:eastAsia="Times New Roman" w:hAnsi="Times New Roman"/>
+                      <w:rFonts w:ascii="Calibri" w:cs="Calibri" w:eastAsia="Times New Roman" w:hAnsi="Calibri"/>
                       <w:b w:val="false"/>
                       <w:bCs w:val="false"/>
                       <w:i w:val="false"/>
@@ -2693,7 +2708,7 @@
                   </w:pPr>
                   <w:r>
                     <w:rPr>
-                      <w:rFonts w:ascii="Times New Roman" w:cs="Times New Roman" w:eastAsia="Times New Roman" w:hAnsi="Times New Roman"/>
+                      <w:rFonts w:ascii="Calibri" w:cs="Calibri" w:eastAsia="Times New Roman" w:hAnsi="Calibri"/>
                       <w:b/>
                       <w:bCs/>
                       <w:i w:val="false"/>
@@ -2737,6 +2752,9 @@
                     </w:sdtContent>
                   </w:sdt>
                   <w:r>
+                    <w:rPr>
+                      <w:rFonts w:ascii="Calibri" w:hAnsi="Calibri" w:cs="Calibri"/>
+                    </w:rPr>
                     <w:t xml:space="preserve"> Yes     </w:t>
                   </w:r>
                   <w:sdt>
@@ -2756,6 +2774,9 @@
                     </w:sdtContent>
                   </w:sdt>
                   <w:r>
+                    <w:rPr>
+                      <w:rFonts w:ascii="Calibri" w:hAnsi="Calibri" w:cs="Calibri"/>
+                    </w:rPr>
                     <w:t xml:space="preserve"> No</w:t>
                   </w:r>
                 </w:p>
@@ -2792,6 +2813,9 @@
                     </w:sdtContent>
                   </w:sdt>
                   <w:r>
+                    <w:rPr>
+                      <w:rFonts w:ascii="Calibri" w:hAnsi="Calibri" w:cs="Calibri"/>
+                    </w:rPr>
                     <w:t xml:space="preserve"> Yes     </w:t>
                   </w:r>
                   <w:sdt>
@@ -2811,6 +2835,9 @@
                     </w:sdtContent>
                   </w:sdt>
                   <w:r>
+                    <w:rPr>
+                      <w:rFonts w:ascii="Calibri" w:hAnsi="Calibri" w:cs="Calibri"/>
+                    </w:rPr>
                     <w:t xml:space="preserve"> No</w:t>
                   </w:r>
                 </w:p>
@@ -2847,6 +2874,9 @@
                     </w:sdtContent>
                   </w:sdt>
                   <w:r>
+                    <w:rPr>
+                      <w:rFonts w:ascii="Calibri" w:hAnsi="Calibri" w:cs="Calibri"/>
+                    </w:rPr>
                     <w:t xml:space="preserve"> Yes     </w:t>
                   </w:r>
                   <w:sdt>
@@ -2866,6 +2896,9 @@
                     </w:sdtContent>
                   </w:sdt>
                   <w:r>
+                    <w:rPr>
+                      <w:rFonts w:ascii="Calibri" w:hAnsi="Calibri" w:cs="Calibri"/>
+                    </w:rPr>
                     <w:t xml:space="preserve"> No</w:t>
                   </w:r>
                 </w:p>
@@ -2890,7 +2923,7 @@
                   </w:pPr>
                   <w:r>
                     <w:rPr>
-                      <w:rFonts w:ascii="Times New Roman" w:cs="Times New Roman" w:eastAsia="Times New Roman" w:hAnsi="Times New Roman"/>
+                      <w:rFonts w:ascii="Calibri" w:cs="Calibri" w:eastAsia="Times New Roman" w:hAnsi="Calibri"/>
                       <w:b/>
                       <w:bCs/>
                       <w:i w:val="false"/>
@@ -2919,7 +2952,7 @@
                   </w:pPr>
                   <w:r>
                     <w:rPr>
-                      <w:rFonts w:ascii="Times New Roman" w:cs="Times New Roman" w:eastAsia="Times New Roman" w:hAnsi="Times New Roman"/>
+                      <w:rFonts w:ascii="Calibri" w:cs="Calibri" w:eastAsia="Times New Roman" w:hAnsi="Calibri"/>
                       <w:b w:val="false"/>
                       <w:bCs w:val="false"/>
                       <w:i w:val="false"/>
@@ -2948,7 +2981,7 @@
                   </w:pPr>
                   <w:r>
                     <w:rPr>
-                      <w:rFonts w:ascii="Times New Roman" w:cs="Times New Roman" w:eastAsia="Times New Roman" w:hAnsi="Times New Roman"/>
+                      <w:rFonts w:ascii="Calibri" w:cs="Calibri" w:eastAsia="Times New Roman" w:hAnsi="Calibri"/>
                       <w:b w:val="false"/>
                       <w:bCs w:val="false"/>
                       <w:i w:val="false"/>
@@ -2977,7 +3010,7 @@
                   </w:pPr>
                   <w:r>
                     <w:rPr>
-                      <w:rFonts w:ascii="Times New Roman" w:cs="Times New Roman" w:eastAsia="Times New Roman" w:hAnsi="Times New Roman"/>
+                      <w:rFonts w:ascii="Calibri" w:cs="Calibri" w:eastAsia="Times New Roman" w:hAnsi="Calibri"/>
                       <w:b w:val="false"/>
                       <w:bCs w:val="false"/>
                       <w:i w:val="false"/>
@@ -3009,7 +3042,7 @@
                   </w:pPr>
                   <w:r>
                     <w:rPr>
-                      <w:rFonts w:ascii="Times New Roman" w:cs="Times New Roman" w:eastAsia="Times New Roman" w:hAnsi="Times New Roman"/>
+                      <w:rFonts w:ascii="Calibri" w:cs="Calibri" w:eastAsia="Times New Roman" w:hAnsi="Calibri"/>
                       <w:b/>
                       <w:bCs/>
                       <w:i w:val="false"/>
@@ -3038,7 +3071,7 @@
                   </w:pPr>
                   <w:r>
                     <w:rPr>
-                      <w:rFonts w:ascii="Times New Roman" w:cs="Times New Roman" w:eastAsia="Times New Roman" w:hAnsi="Times New Roman"/>
+                      <w:rFonts w:ascii="Calibri" w:cs="Calibri" w:eastAsia="Times New Roman" w:hAnsi="Calibri"/>
                       <w:b w:val="false"/>
                       <w:bCs w:val="false"/>
                       <w:i w:val="false"/>
@@ -3067,7 +3100,7 @@
                   </w:pPr>
                   <w:r>
                     <w:rPr>
-                      <w:rFonts w:ascii="Times New Roman" w:cs="Times New Roman" w:eastAsia="Times New Roman" w:hAnsi="Times New Roman"/>
+                      <w:rFonts w:ascii="Calibri" w:cs="Calibri" w:eastAsia="Times New Roman" w:hAnsi="Calibri"/>
                       <w:b w:val="false"/>
                       <w:bCs w:val="false"/>
                       <w:i w:val="false"/>
@@ -3096,7 +3129,7 @@
                   </w:pPr>
                   <w:r>
                     <w:rPr>
-                      <w:rFonts w:ascii="Times New Roman" w:cs="Times New Roman" w:eastAsia="Times New Roman" w:hAnsi="Times New Roman"/>
+                      <w:rFonts w:ascii="Calibri" w:cs="Calibri" w:eastAsia="Times New Roman" w:hAnsi="Calibri"/>
                       <w:b w:val="false"/>
                       <w:bCs w:val="false"/>
                       <w:i w:val="false"/>
@@ -3128,7 +3161,7 @@
                   </w:pPr>
                   <w:r>
                     <w:rPr>
-                      <w:rFonts w:ascii="Times New Roman" w:cs="Times New Roman" w:eastAsia="Times New Roman" w:hAnsi="Times New Roman"/>
+                      <w:rFonts w:ascii="Calibri" w:cs="Calibri" w:eastAsia="Times New Roman" w:hAnsi="Calibri"/>
                       <w:b/>
                       <w:bCs/>
                       <w:i w:val="false"/>
@@ -3173,7 +3206,7 @@
                   </w:sdt>
                   <w:r>
                     <w:rPr>
-                      <w:rFonts w:ascii="Times New Roman" w:cs="Times New Roman" w:eastAsia="Times New Roman" w:hAnsi="Times New Roman"/>
+                      <w:rFonts w:ascii="Calibri" w:cs="Calibri" w:eastAsia="Times New Roman" w:hAnsi="Calibri"/>
                       <w:b w:val="false"/>
                       <w:bCs w:val="false"/>
                       <w:i w:val="false"/>
@@ -3201,7 +3234,7 @@
                   </w:sdt>
                   <w:r>
                     <w:rPr>
-                      <w:rFonts w:ascii="Times New Roman" w:cs="Times New Roman" w:eastAsia="Times New Roman" w:hAnsi="Times New Roman"/>
+                      <w:rFonts w:ascii="Calibri" w:cs="Calibri" w:eastAsia="Times New Roman" w:hAnsi="Calibri"/>
                       <w:b w:val="false"/>
                       <w:bCs w:val="false"/>
                       <w:i w:val="false"/>
@@ -3246,7 +3279,7 @@
                   </w:sdt>
                   <w:r>
                     <w:rPr>
-                      <w:rFonts w:ascii="Times New Roman" w:cs="Times New Roman" w:eastAsia="Times New Roman" w:hAnsi="Times New Roman"/>
+                      <w:rFonts w:ascii="Calibri" w:cs="Calibri" w:eastAsia="Times New Roman" w:hAnsi="Calibri"/>
                       <w:b w:val="false"/>
                       <w:bCs w:val="false"/>
                       <w:i w:val="false"/>
@@ -3274,7 +3307,7 @@
                   </w:sdt>
                   <w:r>
                     <w:rPr>
-                      <w:rFonts w:ascii="Times New Roman" w:cs="Times New Roman" w:eastAsia="Times New Roman" w:hAnsi="Times New Roman"/>
+                      <w:rFonts w:ascii="Calibri" w:cs="Calibri" w:eastAsia="Times New Roman" w:hAnsi="Calibri"/>
                       <w:b w:val="false"/>
                       <w:bCs w:val="false"/>
                       <w:i w:val="false"/>
@@ -3319,7 +3352,7 @@
                   </w:sdt>
                   <w:r>
                     <w:rPr>
-                      <w:rFonts w:ascii="Times New Roman" w:cs="Times New Roman" w:eastAsia="Times New Roman" w:hAnsi="Times New Roman"/>
+                      <w:rFonts w:ascii="Calibri" w:cs="Calibri" w:eastAsia="Times New Roman" w:hAnsi="Calibri"/>
                       <w:b w:val="false"/>
                       <w:bCs w:val="false"/>
                       <w:i w:val="false"/>
@@ -3347,7 +3380,7 @@
                   </w:sdt>
                   <w:r>
                     <w:rPr>
-                      <w:rFonts w:ascii="Times New Roman" w:cs="Times New Roman" w:eastAsia="Times New Roman" w:hAnsi="Times New Roman"/>
+                      <w:rFonts w:ascii="Calibri" w:cs="Calibri" w:eastAsia="Times New Roman" w:hAnsi="Calibri"/>
                       <w:b w:val="false"/>
                       <w:bCs w:val="false"/>
                       <w:i w:val="false"/>
@@ -3379,7 +3412,7 @@
                   </w:pPr>
                   <w:r>
                     <w:rPr>
-                      <w:rFonts w:ascii="Times New Roman" w:cs="Times New Roman" w:eastAsia="Times New Roman" w:hAnsi="Times New Roman"/>
+                      <w:rFonts w:ascii="Calibri" w:cs="Calibri" w:eastAsia="Times New Roman" w:hAnsi="Calibri"/>
                       <w:b/>
                       <w:bCs/>
                       <w:i w:val="false"/>
@@ -3423,6 +3456,9 @@
                     </w:sdtContent>
                   </w:sdt>
                   <w:r>
+                    <w:rPr>
+                      <w:rFonts w:ascii="Calibri" w:hAnsi="Calibri" w:cs="Calibri"/>
+                    </w:rPr>
                     <w:t xml:space="preserve"> Flat     </w:t>
                   </w:r>
                   <w:sdt>
@@ -3442,6 +3478,9 @@
                     </w:sdtContent>
                   </w:sdt>
                   <w:r>
+                    <w:rPr>
+                      <w:rFonts w:ascii="Calibri" w:hAnsi="Calibri" w:cs="Calibri"/>
+                    </w:rPr>
                     <w:t xml:space="preserve"> Riser</w:t>
                   </w:r>
                 </w:p>
@@ -3478,6 +3517,9 @@
                     </w:sdtContent>
                   </w:sdt>
                   <w:r>
+                    <w:rPr>
+                      <w:rFonts w:ascii="Calibri" w:hAnsi="Calibri" w:cs="Calibri"/>
+                    </w:rPr>
                     <w:t xml:space="preserve"> Flat     </w:t>
                   </w:r>
                   <w:sdt>
@@ -3497,6 +3539,9 @@
                     </w:sdtContent>
                   </w:sdt>
                   <w:r>
+                    <w:rPr>
+                      <w:rFonts w:ascii="Calibri" w:hAnsi="Calibri" w:cs="Calibri"/>
+                    </w:rPr>
                     <w:t xml:space="preserve"> Riser</w:t>
                   </w:r>
                 </w:p>
@@ -3533,6 +3578,9 @@
                     </w:sdtContent>
                   </w:sdt>
                   <w:r>
+                    <w:rPr>
+                      <w:rFonts w:ascii="Calibri" w:hAnsi="Calibri" w:cs="Calibri"/>
+                    </w:rPr>
                     <w:t xml:space="preserve"> Flat     </w:t>
                   </w:r>
                   <w:sdt>
@@ -3552,6 +3600,9 @@
                     </w:sdtContent>
                   </w:sdt>
                   <w:r>
+                    <w:rPr>
+                      <w:rFonts w:ascii="Calibri" w:hAnsi="Calibri" w:cs="Calibri"/>
+                    </w:rPr>
                     <w:t xml:space="preserve"> Riser</w:t>
                   </w:r>
                 </w:p>
@@ -3576,7 +3627,7 @@
                   </w:pPr>
                   <w:r>
                     <w:rPr>
-                      <w:rFonts w:ascii="Times New Roman" w:cs="Times New Roman" w:eastAsia="Times New Roman" w:hAnsi="Times New Roman"/>
+                      <w:rFonts w:ascii="Calibri" w:cs="Calibri" w:eastAsia="Times New Roman" w:hAnsi="Calibri"/>
                       <w:b/>
                       <w:bCs/>
                       <w:i w:val="false"/>
@@ -3605,7 +3656,7 @@
                   </w:pPr>
                   <w:r>
                     <w:rPr>
-                      <w:rFonts w:ascii="Times New Roman" w:cs="Times New Roman" w:eastAsia="Times New Roman" w:hAnsi="Times New Roman"/>
+                      <w:rFonts w:ascii="Calibri" w:cs="Calibri" w:eastAsia="Times New Roman" w:hAnsi="Calibri"/>
                       <w:b w:val="false"/>
                       <w:bCs w:val="false"/>
                       <w:i w:val="false"/>
@@ -3634,7 +3685,7 @@
                   </w:pPr>
                   <w:r>
                     <w:rPr>
-                      <w:rFonts w:ascii="Times New Roman" w:cs="Times New Roman" w:eastAsia="Times New Roman" w:hAnsi="Times New Roman"/>
+                      <w:rFonts w:ascii="Calibri" w:cs="Calibri" w:eastAsia="Times New Roman" w:hAnsi="Calibri"/>
                       <w:b w:val="false"/>
                       <w:bCs w:val="false"/>
                       <w:i w:val="false"/>
@@ -3663,7 +3714,7 @@
                   </w:pPr>
                   <w:r>
                     <w:rPr>
-                      <w:rFonts w:ascii="Times New Roman" w:cs="Times New Roman" w:eastAsia="Times New Roman" w:hAnsi="Times New Roman"/>
+                      <w:rFonts w:ascii="Calibri" w:cs="Calibri" w:eastAsia="Times New Roman" w:hAnsi="Calibri"/>
                       <w:b w:val="false"/>
                       <w:bCs w:val="false"/>
                       <w:i w:val="false"/>
@@ -3695,7 +3746,7 @@
                   </w:pPr>
                   <w:r>
                     <w:rPr>
-                      <w:rFonts w:ascii="Times New Roman" w:cs="Times New Roman" w:eastAsia="Times New Roman" w:hAnsi="Times New Roman"/>
+                      <w:rFonts w:ascii="Calibri" w:cs="Calibri" w:eastAsia="Times New Roman" w:hAnsi="Calibri"/>
                       <w:b/>
                       <w:bCs/>
                       <w:i w:val="false"/>
@@ -3724,7 +3775,7 @@
                   </w:pPr>
                   <w:r>
                     <w:rPr>
-                      <w:rFonts w:ascii="Times New Roman" w:cs="Times New Roman" w:eastAsia="Times New Roman" w:hAnsi="Times New Roman"/>
+                      <w:rFonts w:ascii="Calibri" w:cs="Calibri" w:eastAsia="Times New Roman" w:hAnsi="Calibri"/>
                       <w:b w:val="false"/>
                       <w:bCs w:val="false"/>
                       <w:i w:val="false"/>
@@ -3753,7 +3804,7 @@
                   </w:pPr>
                   <w:r>
                     <w:rPr>
-                      <w:rFonts w:ascii="Times New Roman" w:cs="Times New Roman" w:eastAsia="Times New Roman" w:hAnsi="Times New Roman"/>
+                      <w:rFonts w:ascii="Calibri" w:cs="Calibri" w:eastAsia="Times New Roman" w:hAnsi="Calibri"/>
                       <w:b w:val="false"/>
                       <w:bCs w:val="false"/>
                       <w:i w:val="false"/>
@@ -3782,7 +3833,7 @@
                   </w:pPr>
                   <w:r>
                     <w:rPr>
-                      <w:rFonts w:ascii="Times New Roman" w:cs="Times New Roman" w:eastAsia="Times New Roman" w:hAnsi="Times New Roman"/>
+                      <w:rFonts w:ascii="Calibri" w:cs="Calibri" w:eastAsia="Times New Roman" w:hAnsi="Calibri"/>
                       <w:b w:val="false"/>
                       <w:bCs w:val="false"/>
                       <w:i w:val="false"/>
@@ -3814,7 +3865,7 @@
                   </w:pPr>
                   <w:r>
                     <w:rPr>
-                      <w:rFonts w:ascii="Times New Roman" w:cs="Times New Roman" w:eastAsia="Times New Roman" w:hAnsi="Times New Roman"/>
+                      <w:rFonts w:ascii="Calibri" w:cs="Calibri" w:eastAsia="Times New Roman" w:hAnsi="Calibri"/>
                       <w:b/>
                       <w:bCs/>
                       <w:i w:val="false"/>
@@ -3845,7 +3896,7 @@
                   </w:pPr>
                   <w:r>
                     <w:rPr>
-                      <w:rFonts w:ascii="Times New Roman" w:cs="Times New Roman" w:eastAsia="Times New Roman" w:hAnsi="Times New Roman"/>
+                      <w:rFonts w:ascii="Calibri" w:cs="Calibri" w:eastAsia="Times New Roman" w:hAnsi="Calibri"/>
                       <w:b w:val="false"/>
                       <w:bCs w:val="false"/>
                       <w:i w:val="false"/>
@@ -3877,7 +3928,7 @@
                   </w:pPr>
                   <w:r>
                     <w:rPr>
-                      <w:rFonts w:ascii="Times New Roman" w:cs="Times New Roman" w:eastAsia="Times New Roman" w:hAnsi="Times New Roman"/>
+                      <w:rFonts w:ascii="Calibri" w:cs="Calibri" w:eastAsia="Times New Roman" w:hAnsi="Calibri"/>
                       <w:b/>
                       <w:bCs/>
                       <w:i w:val="false"/>
@@ -3906,7 +3957,7 @@
                   </w:pPr>
                   <w:r>
                     <w:rPr>
-                      <w:rFonts w:ascii="Times New Roman" w:cs="Times New Roman" w:eastAsia="Times New Roman" w:hAnsi="Times New Roman"/>
+                      <w:rFonts w:ascii="Calibri" w:cs="Calibri" w:eastAsia="Times New Roman" w:hAnsi="Calibri"/>
                       <w:b w:val="false"/>
                       <w:bCs w:val="false"/>
                       <w:i w:val="false"/>
@@ -3935,7 +3986,7 @@
                   </w:pPr>
                   <w:r>
                     <w:rPr>
-                      <w:rFonts w:ascii="Times New Roman" w:cs="Times New Roman" w:eastAsia="Times New Roman" w:hAnsi="Times New Roman"/>
+                      <w:rFonts w:ascii="Calibri" w:cs="Calibri" w:eastAsia="Times New Roman" w:hAnsi="Calibri"/>
                       <w:b w:val="false"/>
                       <w:bCs w:val="false"/>
                       <w:i w:val="false"/>
@@ -3964,7 +4015,7 @@
                   </w:pPr>
                   <w:r>
                     <w:rPr>
-                      <w:rFonts w:ascii="Times New Roman" w:cs="Times New Roman" w:eastAsia="Times New Roman" w:hAnsi="Times New Roman"/>
+                      <w:rFonts w:ascii="Calibri" w:cs="Calibri" w:eastAsia="Times New Roman" w:hAnsi="Calibri"/>
                       <w:b w:val="false"/>
                       <w:bCs w:val="false"/>
                       <w:i w:val="false"/>
@@ -3996,7 +4047,7 @@
                   </w:pPr>
                   <w:r>
                     <w:rPr>
-                      <w:rFonts w:ascii="Times New Roman" w:cs="Times New Roman" w:eastAsia="Times New Roman" w:hAnsi="Times New Roman"/>
+                      <w:rFonts w:ascii="Calibri" w:cs="Calibri" w:eastAsia="Times New Roman" w:hAnsi="Calibri"/>
                       <w:b/>
                       <w:bCs/>
                       <w:i w:val="false"/>
@@ -4025,7 +4076,7 @@
                   </w:pPr>
                   <w:r>
                     <w:rPr>
-                      <w:rFonts w:ascii="Times New Roman" w:cs="Times New Roman" w:eastAsia="Times New Roman" w:hAnsi="Times New Roman"/>
+                      <w:rFonts w:ascii="Calibri" w:cs="Calibri" w:eastAsia="Times New Roman" w:hAnsi="Calibri"/>
                       <w:b w:val="false"/>
                       <w:bCs w:val="false"/>
                       <w:i w:val="false"/>
@@ -4054,7 +4105,7 @@
                   </w:pPr>
                   <w:r>
                     <w:rPr>
-                      <w:rFonts w:ascii="Times New Roman" w:cs="Times New Roman" w:eastAsia="Times New Roman" w:hAnsi="Times New Roman"/>
+                      <w:rFonts w:ascii="Calibri" w:cs="Calibri" w:eastAsia="Times New Roman" w:hAnsi="Calibri"/>
                       <w:b w:val="false"/>
                       <w:bCs w:val="false"/>
                       <w:i w:val="false"/>
@@ -4083,7 +4134,7 @@
                   </w:pPr>
                   <w:r>
                     <w:rPr>
-                      <w:rFonts w:ascii="Times New Roman" w:cs="Times New Roman" w:eastAsia="Times New Roman" w:hAnsi="Times New Roman"/>
+                      <w:rFonts w:ascii="Calibri" w:cs="Calibri" w:eastAsia="Times New Roman" w:hAnsi="Calibri"/>
                       <w:b w:val="false"/>
                       <w:bCs w:val="false"/>
                       <w:i w:val="false"/>
@@ -4115,7 +4166,7 @@
                   </w:pPr>
                   <w:r>
                     <w:rPr>
-                      <w:rFonts w:ascii="Times New Roman" w:cs="Times New Roman" w:eastAsia="Times New Roman" w:hAnsi="Times New Roman"/>
+                      <w:rFonts w:ascii="Calibri" w:cs="Calibri" w:eastAsia="Times New Roman" w:hAnsi="Calibri"/>
                       <w:b/>
                       <w:bCs/>
                       <w:i w:val="false"/>
@@ -4144,7 +4195,7 @@
                   </w:pPr>
                   <w:r>
                     <w:rPr>
-                      <w:rFonts w:ascii="Times New Roman" w:cs="Times New Roman" w:eastAsia="Times New Roman" w:hAnsi="Times New Roman"/>
+                      <w:rFonts w:ascii="Calibri" w:cs="Calibri" w:eastAsia="Times New Roman" w:hAnsi="Calibri"/>
                       <w:b w:val="false"/>
                       <w:bCs w:val="false"/>
                       <w:i w:val="false"/>
@@ -4173,7 +4224,7 @@
                   </w:pPr>
                   <w:r>
                     <w:rPr>
-                      <w:rFonts w:ascii="Times New Roman" w:cs="Times New Roman" w:eastAsia="Times New Roman" w:hAnsi="Times New Roman"/>
+                      <w:rFonts w:ascii="Calibri" w:cs="Calibri" w:eastAsia="Times New Roman" w:hAnsi="Calibri"/>
                       <w:b w:val="false"/>
                       <w:bCs w:val="false"/>
                       <w:i w:val="false"/>
@@ -4202,7 +4253,7 @@
                   </w:pPr>
                   <w:r>
                     <w:rPr>
-                      <w:rFonts w:ascii="Times New Roman" w:cs="Times New Roman" w:eastAsia="Times New Roman" w:hAnsi="Times New Roman"/>
+                      <w:rFonts w:ascii="Calibri" w:cs="Calibri" w:eastAsia="Times New Roman" w:hAnsi="Calibri"/>
                       <w:b w:val="false"/>
                       <w:bCs w:val="false"/>
                       <w:i w:val="false"/>
@@ -4234,7 +4285,7 @@
                   </w:pPr>
                   <w:r>
                     <w:rPr>
-                      <w:rFonts w:ascii="Times New Roman" w:cs="Times New Roman" w:eastAsia="Times New Roman" w:hAnsi="Times New Roman"/>
+                      <w:rFonts w:ascii="Calibri" w:cs="Calibri" w:eastAsia="Times New Roman" w:hAnsi="Calibri"/>
                       <w:b/>
                       <w:bCs/>
                       <w:i w:val="false"/>
@@ -4263,7 +4314,7 @@
                   </w:pPr>
                   <w:r>
                     <w:rPr>
-                      <w:rFonts w:ascii="Times New Roman" w:cs="Times New Roman" w:eastAsia="Times New Roman" w:hAnsi="Times New Roman"/>
+                      <w:rFonts w:ascii="Calibri" w:cs="Calibri" w:eastAsia="Times New Roman" w:hAnsi="Calibri"/>
                       <w:b w:val="false"/>
                       <w:bCs w:val="false"/>
                       <w:i w:val="false"/>
@@ -4292,7 +4343,7 @@
                   </w:pPr>
                   <w:r>
                     <w:rPr>
-                      <w:rFonts w:ascii="Times New Roman" w:cs="Times New Roman" w:eastAsia="Times New Roman" w:hAnsi="Times New Roman"/>
+                      <w:rFonts w:ascii="Calibri" w:cs="Calibri" w:eastAsia="Times New Roman" w:hAnsi="Calibri"/>
                       <w:b w:val="false"/>
                       <w:bCs w:val="false"/>
                       <w:i w:val="false"/>
@@ -4321,7 +4372,7 @@
                   </w:pPr>
                   <w:r>
                     <w:rPr>
-                      <w:rFonts w:ascii="Times New Roman" w:cs="Times New Roman" w:eastAsia="Times New Roman" w:hAnsi="Times New Roman"/>
+                      <w:rFonts w:ascii="Calibri" w:cs="Calibri" w:eastAsia="Times New Roman" w:hAnsi="Calibri"/>
                       <w:b w:val="false"/>
                       <w:bCs w:val="false"/>
                       <w:i w:val="false"/>
@@ -4353,7 +4404,7 @@
                   </w:pPr>
                   <w:r>
                     <w:rPr>
-                      <w:rFonts w:ascii="Times New Roman" w:cs="Times New Roman" w:eastAsia="Times New Roman" w:hAnsi="Times New Roman"/>
+                      <w:rFonts w:ascii="Calibri" w:cs="Calibri" w:eastAsia="Times New Roman" w:hAnsi="Calibri"/>
                       <w:b/>
                       <w:bCs/>
                       <w:i w:val="false"/>
@@ -4382,7 +4433,7 @@
                   </w:pPr>
                   <w:r>
                     <w:rPr>
-                      <w:rFonts w:ascii="Times New Roman" w:cs="Times New Roman" w:eastAsia="Times New Roman" w:hAnsi="Times New Roman"/>
+                      <w:rFonts w:ascii="Calibri" w:cs="Calibri" w:eastAsia="Times New Roman" w:hAnsi="Calibri"/>
                       <w:b w:val="false"/>
                       <w:bCs w:val="false"/>
                       <w:i w:val="false"/>
@@ -4411,7 +4462,7 @@
                   </w:pPr>
                   <w:r>
                     <w:rPr>
-                      <w:rFonts w:ascii="Times New Roman" w:cs="Times New Roman" w:eastAsia="Times New Roman" w:hAnsi="Times New Roman"/>
+                      <w:rFonts w:ascii="Calibri" w:cs="Calibri" w:eastAsia="Times New Roman" w:hAnsi="Calibri"/>
                       <w:b w:val="false"/>
                       <w:bCs w:val="false"/>
                       <w:i w:val="false"/>
@@ -4440,7 +4491,7 @@
                   </w:pPr>
                   <w:r>
                     <w:rPr>
-                      <w:rFonts w:ascii="Times New Roman" w:cs="Times New Roman" w:eastAsia="Times New Roman" w:hAnsi="Times New Roman"/>
+                      <w:rFonts w:ascii="Calibri" w:cs="Calibri" w:eastAsia="Times New Roman" w:hAnsi="Calibri"/>
                       <w:b w:val="false"/>
                       <w:bCs w:val="false"/>
                       <w:i w:val="false"/>
@@ -4472,7 +4523,7 @@
                   </w:pPr>
                   <w:r>
                     <w:rPr>
-                      <w:rFonts w:ascii="Times New Roman" w:cs="Times New Roman" w:eastAsia="Times New Roman" w:hAnsi="Times New Roman"/>
+                      <w:rFonts w:ascii="Calibri" w:cs="Calibri" w:eastAsia="Times New Roman" w:hAnsi="Calibri"/>
                       <w:b/>
                       <w:bCs/>
                       <w:i w:val="false"/>
@@ -4501,7 +4552,7 @@
                   </w:pPr>
                   <w:r>
                     <w:rPr>
-                      <w:rFonts w:ascii="Times New Roman" w:cs="Times New Roman" w:eastAsia="Times New Roman" w:hAnsi="Times New Roman"/>
+                      <w:rFonts w:ascii="Calibri" w:cs="Calibri" w:eastAsia="Times New Roman" w:hAnsi="Calibri"/>
                       <w:b w:val="false"/>
                       <w:bCs w:val="false"/>
                       <w:i w:val="false"/>
@@ -4530,7 +4581,7 @@
                   </w:pPr>
                   <w:r>
                     <w:rPr>
-                      <w:rFonts w:ascii="Times New Roman" w:cs="Times New Roman" w:eastAsia="Times New Roman" w:hAnsi="Times New Roman"/>
+                      <w:rFonts w:ascii="Calibri" w:cs="Calibri" w:eastAsia="Times New Roman" w:hAnsi="Calibri"/>
                       <w:b w:val="false"/>
                       <w:bCs w:val="false"/>
                       <w:i w:val="false"/>
@@ -4559,7 +4610,7 @@
                   </w:pPr>
                   <w:r>
                     <w:rPr>
-                      <w:rFonts w:ascii="Times New Roman" w:cs="Times New Roman" w:eastAsia="Times New Roman" w:hAnsi="Times New Roman"/>
+                      <w:rFonts w:ascii="Calibri" w:cs="Calibri" w:eastAsia="Times New Roman" w:hAnsi="Calibri"/>
                       <w:b w:val="false"/>
                       <w:bCs w:val="false"/>
                       <w:i w:val="false"/>
@@ -4591,7 +4642,7 @@
                   </w:pPr>
                   <w:r>
                     <w:rPr>
-                      <w:rFonts w:ascii="Times New Roman" w:cs="Times New Roman" w:eastAsia="Times New Roman" w:hAnsi="Times New Roman"/>
+                      <w:rFonts w:ascii="Calibri" w:cs="Calibri" w:eastAsia="Times New Roman" w:hAnsi="Calibri"/>
                       <w:b/>
                       <w:bCs/>
                       <w:i w:val="false"/>
@@ -4620,7 +4671,7 @@
                   </w:pPr>
                   <w:r>
                     <w:rPr>
-                      <w:rFonts w:ascii="Times New Roman" w:cs="Times New Roman" w:eastAsia="Times New Roman" w:hAnsi="Times New Roman"/>
+                      <w:rFonts w:ascii="Calibri" w:cs="Calibri" w:eastAsia="Times New Roman" w:hAnsi="Calibri"/>
                       <w:b w:val="false"/>
                       <w:bCs w:val="false"/>
                       <w:i w:val="false"/>
@@ -4649,7 +4700,7 @@
                   </w:pPr>
                   <w:r>
                     <w:rPr>
-                      <w:rFonts w:ascii="Times New Roman" w:cs="Times New Roman" w:eastAsia="Times New Roman" w:hAnsi="Times New Roman"/>
+                      <w:rFonts w:ascii="Calibri" w:cs="Calibri" w:eastAsia="Times New Roman" w:hAnsi="Calibri"/>
                       <w:b w:val="false"/>
                       <w:bCs w:val="false"/>
                       <w:i w:val="false"/>
@@ -4678,7 +4729,7 @@
                   </w:pPr>
                   <w:r>
                     <w:rPr>
-                      <w:rFonts w:ascii="Times New Roman" w:cs="Times New Roman" w:eastAsia="Times New Roman" w:hAnsi="Times New Roman"/>
+                      <w:rFonts w:ascii="Calibri" w:cs="Calibri" w:eastAsia="Times New Roman" w:hAnsi="Calibri"/>
                       <w:b w:val="false"/>
                       <w:bCs w:val="false"/>
                       <w:i w:val="false"/>
@@ -4710,7 +4761,7 @@
                   </w:pPr>
                   <w:r>
                     <w:rPr>
-                      <w:rFonts w:ascii="Times New Roman" w:cs="Times New Roman" w:eastAsia="Times New Roman" w:hAnsi="Times New Roman"/>
+                      <w:rFonts w:ascii="Calibri" w:cs="Calibri" w:eastAsia="Times New Roman" w:hAnsi="Calibri"/>
                       <w:b/>
                       <w:bCs/>
                       <w:i w:val="false"/>
@@ -4739,7 +4790,7 @@
                   </w:pPr>
                   <w:r>
                     <w:rPr>
-                      <w:rFonts w:ascii="Times New Roman" w:cs="Times New Roman" w:eastAsia="Times New Roman" w:hAnsi="Times New Roman"/>
+                      <w:rFonts w:ascii="Calibri" w:cs="Calibri" w:eastAsia="Times New Roman" w:hAnsi="Calibri"/>
                       <w:b w:val="false"/>
                       <w:bCs w:val="false"/>
                       <w:i w:val="false"/>
@@ -4768,7 +4819,7 @@
                   </w:pPr>
                   <w:r>
                     <w:rPr>
-                      <w:rFonts w:ascii="Times New Roman" w:cs="Times New Roman" w:eastAsia="Times New Roman" w:hAnsi="Times New Roman"/>
+                      <w:rFonts w:ascii="Calibri" w:cs="Calibri" w:eastAsia="Times New Roman" w:hAnsi="Calibri"/>
                       <w:b w:val="false"/>
                       <w:bCs w:val="false"/>
                       <w:i w:val="false"/>
@@ -4797,7 +4848,7 @@
                   </w:pPr>
                   <w:r>
                     <w:rPr>
-                      <w:rFonts w:ascii="Times New Roman" w:cs="Times New Roman" w:eastAsia="Times New Roman" w:hAnsi="Times New Roman"/>
+                      <w:rFonts w:ascii="Calibri" w:cs="Calibri" w:eastAsia="Times New Roman" w:hAnsi="Calibri"/>
                       <w:b w:val="false"/>
                       <w:bCs w:val="false"/>
                       <w:i w:val="false"/>
@@ -5001,7 +5052,11 @@
 <file path=word/styles.xml><?xml version="1.0" encoding="utf-8"?>
 <w:styles xmlns:mc="http://schemas.openxmlformats.org/markup-compatibility/2006" xmlns:r="http://schemas.openxmlformats.org/officeDocument/2006/relationships" xmlns:w="http://schemas.openxmlformats.org/wordprocessingml/2006/main" xmlns:w14="http://schemas.microsoft.com/office/word/2010/wordml" xmlns:w15="http://schemas.microsoft.com/office/word/2012/wordml" mc:Ignorable="w14 w15">
   <w:docDefaults>
-    <w:rPrDefault/>
+    <w:rPrDefault>
+      <w:rPr>
+        <w:rFonts w:ascii="Calibri" w:hAnsi="Calibri" w:cs="Calibri"/>
+      </w:rPr>
+    </w:rPrDefault>
     <w:pPrDefault/>
   </w:docDefaults>
   <w:style w:type="paragraph" w:styleId="Title">

--- a/Code/BandInfoForm/tools/doc_templates/3CDC Universal Show Advance.docx
+++ b/Code/BandInfoForm/tools/doc_templates/3CDC Universal Show Advance.docx
@@ -2931,6 +2931,122 @@
                       <w:sz w:val="20"/>
                       <w:szCs w:val="20"/>
                     </w:rPr>
+                    <w:t>Number of IEMs</w:t>
+                  </w:r>
+                </w:p>
+              </w:tc>
+              <w:tc>
+                <w:tcPr>
+                  <w:tcW w:type="dxa" w:w="1850"/>
+                  <w:tcMar>
+                    <w:top w:type="dxa" w:w="40"/>
+                    <w:left w:type="dxa" w:w="80"/>
+                    <w:bottom w:type="dxa" w:w="40"/>
+                    <w:right w:type="dxa" w:w="80"/>
+                  </w:tcMar>
+                  <w:vAlign w:val="top"/>
+                </w:tcPr>
+                <w:p>
+                  <w:pPr>
+                    <w:spacing w:after="40"/>
+                  </w:pPr>
+                  <w:r>
+                    <w:rPr>
+                      <w:rFonts w:ascii="Calibri" w:cs="Calibri" w:eastAsia="Times New Roman" w:hAnsi="Calibri"/>
+                      <w:b w:val="false"/>
+                      <w:bCs w:val="false"/>
+                      <w:i w:val="false"/>
+                      <w:iCs w:val="false"/>
+                      <w:sz w:val="20"/>
+                      <w:szCs w:val="20"/>
+                    </w:rPr>
+                  </w:r>
+                </w:p>
+              </w:tc>
+              <w:tc>
+                <w:tcPr>
+                  <w:tcW w:type="dxa" w:w="1850"/>
+                  <w:tcMar>
+                    <w:top w:type="dxa" w:w="40"/>
+                    <w:left w:type="dxa" w:w="80"/>
+                    <w:bottom w:type="dxa" w:w="40"/>
+                    <w:right w:type="dxa" w:w="80"/>
+                  </w:tcMar>
+                  <w:vAlign w:val="top"/>
+                </w:tcPr>
+                <w:p>
+                  <w:pPr>
+                    <w:spacing w:after="40"/>
+                  </w:pPr>
+                  <w:r>
+                    <w:rPr>
+                      <w:rFonts w:ascii="Calibri" w:cs="Calibri" w:eastAsia="Times New Roman" w:hAnsi="Calibri"/>
+                      <w:b w:val="false"/>
+                      <w:bCs w:val="false"/>
+                      <w:i w:val="false"/>
+                      <w:iCs w:val="false"/>
+                      <w:sz w:val="20"/>
+                      <w:szCs w:val="20"/>
+                    </w:rPr>
+                  </w:r>
+                </w:p>
+              </w:tc>
+              <w:tc>
+                <w:tcPr>
+                  <w:tcW w:type="dxa" w:w="1850"/>
+                  <w:tcMar>
+                    <w:top w:type="dxa" w:w="40"/>
+                    <w:left w:type="dxa" w:w="80"/>
+                    <w:bottom w:type="dxa" w:w="40"/>
+                    <w:right w:type="dxa" w:w="80"/>
+                  </w:tcMar>
+                  <w:vAlign w:val="top"/>
+                </w:tcPr>
+                <w:p>
+                  <w:pPr>
+                    <w:spacing w:after="40"/>
+                  </w:pPr>
+                  <w:r>
+                    <w:rPr>
+                      <w:rFonts w:ascii="Calibri" w:cs="Calibri" w:eastAsia="Times New Roman" w:hAnsi="Calibri"/>
+                      <w:b w:val="false"/>
+                      <w:bCs w:val="false"/>
+                      <w:i w:val="false"/>
+                      <w:iCs w:val="false"/>
+                      <w:sz w:val="20"/>
+                      <w:szCs w:val="20"/>
+                    </w:rPr>
+                  </w:r>
+                </w:p>
+              </w:tc>
+            </w:tr>
+            <w:tr>
+              <w:tc>
+                <w:tcPr>
+                  <w:tcW w:type="dxa" w:w="1750"/>
+                  <w:tcMar>
+                    <w:top w:type="dxa" w:w="40"/>
+                    <w:left w:type="dxa" w:w="80"/>
+                    <w:bottom w:type="dxa" w:w="40"/>
+                    <w:right w:type="dxa" w:w="80"/>
+                  </w:tcMar>
+                  <w:vAlign w:val="top"/>
+                </w:tcPr>
+                <w:p>
+                  <w:pPr>
+                    <w:spacing w:after="40"/>
+                    <w:jc w:val="right"/>
+                  </w:pPr>
+                  <w:r>
+                    <w:rPr>
+                      <w:rFonts w:ascii="Calibri" w:cs="Calibri" w:eastAsia="Times New Roman" w:hAnsi="Calibri"/>
+                      <w:b/>
+                      <w:bCs/>
+                      <w:i w:val="false"/>
+                      <w:iCs w:val="false"/>
+                      <w:sz w:val="20"/>
+                      <w:szCs w:val="20"/>
+                    </w:rPr>
                     <w:t xml:space="preserve">Input Notes</w:t>
                   </w:r>
                 </w:p>
@@ -4143,6 +4259,122 @@
                       <w:szCs w:val="20"/>
                     </w:rPr>
                     <w:t xml:space="preserve"/>
+                  </w:r>
+                </w:p>
+              </w:tc>
+            </w:tr>
+            <w:tr>
+              <w:tc>
+                <w:tcPr>
+                  <w:tcW w:type="dxa" w:w="1750"/>
+                  <w:tcMar>
+                    <w:top w:type="dxa" w:w="40"/>
+                    <w:left w:type="dxa" w:w="80"/>
+                    <w:bottom w:type="dxa" w:w="40"/>
+                    <w:right w:type="dxa" w:w="80"/>
+                  </w:tcMar>
+                  <w:vAlign w:val="top"/>
+                </w:tcPr>
+                <w:p>
+                  <w:pPr>
+                    <w:spacing w:after="40"/>
+                    <w:jc w:val="right"/>
+                  </w:pPr>
+                  <w:r>
+                    <w:rPr>
+                      <w:rFonts w:ascii="Calibri" w:cs="Calibri" w:eastAsia="Times New Roman" w:hAnsi="Calibri"/>
+                      <w:b/>
+                      <w:bCs/>
+                      <w:i w:val="false"/>
+                      <w:iCs w:val="false"/>
+                      <w:sz w:val="20"/>
+                      <w:szCs w:val="20"/>
+                    </w:rPr>
+                    <w:t>Number of Performers</w:t>
+                  </w:r>
+                </w:p>
+              </w:tc>
+              <w:tc>
+                <w:tcPr>
+                  <w:tcW w:type="dxa" w:w="1850"/>
+                  <w:tcMar>
+                    <w:top w:type="dxa" w:w="40"/>
+                    <w:left w:type="dxa" w:w="80"/>
+                    <w:bottom w:type="dxa" w:w="40"/>
+                    <w:right w:type="dxa" w:w="80"/>
+                  </w:tcMar>
+                  <w:vAlign w:val="top"/>
+                </w:tcPr>
+                <w:p>
+                  <w:pPr>
+                    <w:spacing w:after="40"/>
+                  </w:pPr>
+                  <w:r>
+                    <w:rPr>
+                      <w:rFonts w:ascii="Calibri" w:cs="Calibri" w:eastAsia="Times New Roman" w:hAnsi="Calibri"/>
+                      <w:b w:val="false"/>
+                      <w:bCs w:val="false"/>
+                      <w:i w:val="false"/>
+                      <w:iCs w:val="false"/>
+                      <w:sz w:val="20"/>
+                      <w:szCs w:val="20"/>
+                    </w:rPr>
+                  </w:r>
+                </w:p>
+              </w:tc>
+              <w:tc>
+                <w:tcPr>
+                  <w:tcW w:type="dxa" w:w="1850"/>
+                  <w:tcMar>
+                    <w:top w:type="dxa" w:w="40"/>
+                    <w:left w:type="dxa" w:w="80"/>
+                    <w:bottom w:type="dxa" w:w="40"/>
+                    <w:right w:type="dxa" w:w="80"/>
+                  </w:tcMar>
+                  <w:vAlign w:val="top"/>
+                </w:tcPr>
+                <w:p>
+                  <w:pPr>
+                    <w:spacing w:after="40"/>
+                  </w:pPr>
+                  <w:r>
+                    <w:rPr>
+                      <w:rFonts w:ascii="Calibri" w:cs="Calibri" w:eastAsia="Times New Roman" w:hAnsi="Calibri"/>
+                      <w:b w:val="false"/>
+                      <w:bCs w:val="false"/>
+                      <w:i w:val="false"/>
+                      <w:iCs w:val="false"/>
+                      <w:sz w:val="20"/>
+                      <w:szCs w:val="20"/>
+                    </w:rPr>
+                  </w:r>
+                </w:p>
+              </w:tc>
+              <w:tc>
+                <w:tcPr>
+                  <w:tcW w:type="dxa" w:w="1850"/>
+                  <w:tcMar>
+                    <w:top w:type="dxa" w:w="40"/>
+                    <w:left w:type="dxa" w:w="80"/>
+                    <w:bottom w:type="dxa" w:w="40"/>
+                    <w:right w:type="dxa" w:w="80"/>
+                  </w:tcMar>
+                  <w:vAlign w:val="top"/>
+                </w:tcPr>
+                <w:p>
+                  <w:pPr>
+                    <w:spacing w:after="40"/>
+                  </w:pPr>
+                  <w:r>
+                    <w:rPr>
+                      <w:rFonts w:ascii="Calibri" w:cs="Calibri" w:eastAsia="Times New Roman" w:hAnsi="Calibri"/>
+                      <w:b w:val="false"/>
+                      <w:bCs w:val="false"/>
+                      <w:i w:val="false"/>
+                      <w:iCs w:val="false"/>
+                      <w:sz w:val="20"/>
+                      <w:szCs w:val="20"/>
+                    </w:rPr>
                   </w:r>
                 </w:p>
               </w:tc>

--- a/Code/BandInfoForm/tools/doc_templates/3CDC Universal Show Advance.docx
+++ b/Code/BandInfoForm/tools/doc_templates/3CDC Universal Show Advance.docx
@@ -3839,6 +3839,122 @@
                       <w:szCs w:val="20"/>
                     </w:rPr>
                     <w:t xml:space="preserve"/>
+                  </w:r>
+                </w:p>
+              </w:tc>
+            </w:tr>
+            <w:tr>
+              <w:tc>
+                <w:tcPr>
+                  <w:tcW w:type="dxa" w:w="1750"/>
+                  <w:tcMar>
+                    <w:top w:type="dxa" w:w="40"/>
+                    <w:left w:type="dxa" w:w="80"/>
+                    <w:bottom w:type="dxa" w:w="40"/>
+                    <w:right w:type="dxa" w:w="80"/>
+                  </w:tcMar>
+                  <w:vAlign w:val="top"/>
+                </w:tcPr>
+                <w:p>
+                  <w:pPr>
+                    <w:spacing w:after="40"/>
+                    <w:jc w:val="right"/>
+                  </w:pPr>
+                  <w:r>
+                    <w:rPr>
+                      <w:rFonts w:ascii="Calibri" w:cs="Calibri" w:eastAsia="Times New Roman" w:hAnsi="Calibri"/>
+                      <w:b/>
+                      <w:bCs/>
+                      <w:i w:val="false"/>
+                      <w:iCs w:val="false"/>
+                      <w:sz w:val="20"/>
+                      <w:szCs w:val="20"/>
+                    </w:rPr>
+                    <w:t>Lighting Notes</w:t>
+                  </w:r>
+                </w:p>
+              </w:tc>
+              <w:tc>
+                <w:tcPr>
+                  <w:tcW w:type="dxa" w:w="1850"/>
+                  <w:tcMar>
+                    <w:top w:type="dxa" w:w="40"/>
+                    <w:left w:type="dxa" w:w="80"/>
+                    <w:bottom w:type="dxa" w:w="40"/>
+                    <w:right w:type="dxa" w:w="80"/>
+                  </w:tcMar>
+                  <w:vAlign w:val="top"/>
+                </w:tcPr>
+                <w:p>
+                  <w:pPr>
+                    <w:spacing w:after="40"/>
+                  </w:pPr>
+                  <w:r>
+                    <w:rPr>
+                      <w:rFonts w:ascii="Calibri" w:cs="Calibri" w:eastAsia="Times New Roman" w:hAnsi="Calibri"/>
+                      <w:b w:val="false"/>
+                      <w:bCs w:val="false"/>
+                      <w:i w:val="false"/>
+                      <w:iCs w:val="false"/>
+                      <w:sz w:val="20"/>
+                      <w:szCs w:val="20"/>
+                    </w:rPr>
+                  </w:r>
+                </w:p>
+              </w:tc>
+              <w:tc>
+                <w:tcPr>
+                  <w:tcW w:type="dxa" w:w="1850"/>
+                  <w:tcMar>
+                    <w:top w:type="dxa" w:w="40"/>
+                    <w:left w:type="dxa" w:w="80"/>
+                    <w:bottom w:type="dxa" w:w="40"/>
+                    <w:right w:type="dxa" w:w="80"/>
+                  </w:tcMar>
+                  <w:vAlign w:val="top"/>
+                </w:tcPr>
+                <w:p>
+                  <w:pPr>
+                    <w:spacing w:after="40"/>
+                  </w:pPr>
+                  <w:r>
+                    <w:rPr>
+                      <w:rFonts w:ascii="Calibri" w:cs="Calibri" w:eastAsia="Times New Roman" w:hAnsi="Calibri"/>
+                      <w:b w:val="false"/>
+                      <w:bCs w:val="false"/>
+                      <w:i w:val="false"/>
+                      <w:iCs w:val="false"/>
+                      <w:sz w:val="20"/>
+                      <w:szCs w:val="20"/>
+                    </w:rPr>
+                  </w:r>
+                </w:p>
+              </w:tc>
+              <w:tc>
+                <w:tcPr>
+                  <w:tcW w:type="dxa" w:w="1850"/>
+                  <w:tcMar>
+                    <w:top w:type="dxa" w:w="40"/>
+                    <w:left w:type="dxa" w:w="80"/>
+                    <w:bottom w:type="dxa" w:w="40"/>
+                    <w:right w:type="dxa" w:w="80"/>
+                  </w:tcMar>
+                  <w:vAlign w:val="top"/>
+                </w:tcPr>
+                <w:p>
+                  <w:pPr>
+                    <w:spacing w:after="40"/>
+                  </w:pPr>
+                  <w:r>
+                    <w:rPr>
+                      <w:rFonts w:ascii="Calibri" w:cs="Calibri" w:eastAsia="Times New Roman" w:hAnsi="Calibri"/>
+                      <w:b w:val="false"/>
+                      <w:bCs w:val="false"/>
+                      <w:i w:val="false"/>
+                      <w:iCs w:val="false"/>
+                      <w:sz w:val="20"/>
+                      <w:szCs w:val="20"/>
+                    </w:rPr>
                   </w:r>
                 </w:p>
               </w:tc>

--- a/Code/BandInfoForm/tools/doc_templates/3CDC Universal Show Advance.docx
+++ b/Code/BandInfoForm/tools/doc_templates/3CDC Universal Show Advance.docx
@@ -330,7 +330,7 @@
                       <w:sz w:val="20"/>
                       <w:szCs w:val="20"/>
                     </w:rPr>
-                    <w:t>Direct Support Load-In</w:t>
+                    <w:t>Opener Load-In</w:t>
                   </w:r>
                 </w:p>
               </w:tc>
@@ -389,7 +389,7 @@
                       <w:sz w:val="20"/>
                       <w:szCs w:val="20"/>
                     </w:rPr>
-                    <w:t>Direct Support Sound Check</w:t>
+                    <w:t>Opener Sound Check</w:t>
                   </w:r>
                 </w:p>
               </w:tc>
@@ -448,7 +448,7 @@
                       <w:sz w:val="20"/>
                       <w:szCs w:val="20"/>
                     </w:rPr>
-                    <w:t>Opener Load-In</w:t>
+                    <w:t>Opener Set Starts/ Direct Support Load-In</w:t>
                   </w:r>
                 </w:p>
               </w:tc>
@@ -507,7 +507,7 @@
                       <w:sz w:val="20"/>
                       <w:szCs w:val="20"/>
                     </w:rPr>
-                    <w:t>Opener Sound Check</w:t>
+                    <w:t>Opener Set End/ Direct Support Line Check</w:t>
                   </w:r>
                 </w:p>
               </w:tc>
@@ -566,7 +566,7 @@
                       <w:sz w:val="20"/>
                       <w:szCs w:val="20"/>
                     </w:rPr>
-                    <w:t>Opener Starts</w:t>
+                    <w:t>Direct Support Starts</w:t>
                   </w:r>
                 </w:p>
               </w:tc>
@@ -625,7 +625,7 @@
                       <w:sz w:val="20"/>
                       <w:szCs w:val="20"/>
                     </w:rPr>
-                    <w:t>End of Set / Changeover</w:t>
+                    <w:t>Direct Support Set End / Changeover</w:t>
                   </w:r>
                 </w:p>
               </w:tc>
@@ -684,7 +684,7 @@
                       <w:sz w:val="20"/>
                       <w:szCs w:val="20"/>
                     </w:rPr>
-                    <w:t>Direct Support Starts</w:t>
+                    <w:t>Headliner Starts</w:t>
                   </w:r>
                 </w:p>
               </w:tc>
@@ -743,125 +743,7 @@
                       <w:sz w:val="20"/>
                       <w:szCs w:val="20"/>
                     </w:rPr>
-                    <w:t>End of Set / Changeover</w:t>
-                  </w:r>
-                </w:p>
-              </w:tc>
-            </w:tr>
-            <w:tr>
-              <w:tc>
-                <w:tcPr>
-                  <w:tcW w:type="dxa" w:w="1000"/>
-                  <w:tcMar>
-                    <w:top w:type="dxa" w:w="40"/>
-                    <w:left w:type="dxa" w:w="80"/>
-                    <w:bottom w:type="dxa" w:w="40"/>
-                    <w:right w:type="dxa" w:w="80"/>
-                  </w:tcMar>
-                  <w:vAlign w:val="top"/>
-                </w:tcPr>
-                <w:p>
-                  <w:pPr>
-                    <w:spacing w:after="40"/>
-                  </w:pPr>
-                  <w:r>
-                    <w:rPr>
-                      <w:rFonts w:ascii="Calibri" w:cs="Calibri" w:eastAsia="Times New Roman" w:hAnsi="Calibri"/>
-                      <w:b w:val="false"/>
-                      <w:bCs w:val="false"/>
-                      <w:i w:val="false"/>
-                      <w:iCs w:val="false"/>
-                      <w:sz w:val="20"/>
-                      <w:szCs w:val="20"/>
-                    </w:rPr>
-                  </w:r>
-                </w:p>
-              </w:tc>
-              <w:tc>
-                <w:tcPr>
-                  <w:tcW w:type="dxa" w:w="2400"/>
-                  <w:tcMar>
-                    <w:top w:type="dxa" w:w="40"/>
-                    <w:left w:type="dxa" w:w="80"/>
-                    <w:bottom w:type="dxa" w:w="40"/>
-                    <w:right w:type="dxa" w:w="80"/>
-                  </w:tcMar>
-                  <w:vAlign w:val="top"/>
-                </w:tcPr>
-                <w:p>
-                  <w:pPr>
-                    <w:spacing w:after="40"/>
-                  </w:pPr>
-                  <w:r>
-                    <w:rPr>
-                      <w:rFonts w:ascii="Calibri" w:cs="Calibri" w:eastAsia="Times New Roman" w:hAnsi="Calibri"/>
-                      <w:b w:val="false"/>
-                      <w:bCs w:val="false"/>
-                      <w:i w:val="false"/>
-                      <w:iCs w:val="false"/>
-                      <w:sz w:val="20"/>
-                      <w:szCs w:val="20"/>
-                    </w:rPr>
-                    <w:t>Headliner Starts</w:t>
-                  </w:r>
-                </w:p>
-              </w:tc>
-            </w:tr>
-            <w:tr>
-              <w:tc>
-                <w:tcPr>
-                  <w:tcW w:type="dxa" w:w="1000"/>
-                  <w:tcMar>
-                    <w:top w:type="dxa" w:w="40"/>
-                    <w:left w:type="dxa" w:w="80"/>
-                    <w:bottom w:type="dxa" w:w="40"/>
-                    <w:right w:type="dxa" w:w="80"/>
-                  </w:tcMar>
-                  <w:vAlign w:val="top"/>
-                </w:tcPr>
-                <w:p>
-                  <w:pPr>
-                    <w:spacing w:after="40"/>
-                  </w:pPr>
-                  <w:r>
-                    <w:rPr>
-                      <w:rFonts w:ascii="Calibri" w:cs="Calibri" w:eastAsia="Times New Roman" w:hAnsi="Calibri"/>
-                      <w:b w:val="false"/>
-                      <w:bCs w:val="false"/>
-                      <w:i w:val="false"/>
-                      <w:iCs w:val="false"/>
-                      <w:sz w:val="20"/>
-                      <w:szCs w:val="20"/>
-                    </w:rPr>
-                  </w:r>
-                </w:p>
-              </w:tc>
-              <w:tc>
-                <w:tcPr>
-                  <w:tcW w:type="dxa" w:w="2400"/>
-                  <w:tcMar>
-                    <w:top w:type="dxa" w:w="40"/>
-                    <w:left w:type="dxa" w:w="80"/>
-                    <w:bottom w:type="dxa" w:w="40"/>
-                    <w:right w:type="dxa" w:w="80"/>
-                  </w:tcMar>
-                  <w:vAlign w:val="top"/>
-                </w:tcPr>
-                <w:p>
-                  <w:pPr>
-                    <w:spacing w:after="40"/>
-                  </w:pPr>
-                  <w:r>
-                    <w:rPr>
-                      <w:rFonts w:ascii="Calibri" w:cs="Calibri" w:eastAsia="Times New Roman" w:hAnsi="Calibri"/>
-                      <w:b w:val="false"/>
-                      <w:bCs w:val="false"/>
-                      <w:i w:val="false"/>
-                      <w:iCs w:val="false"/>
-                      <w:sz w:val="20"/>
-                      <w:szCs w:val="20"/>
-                    </w:rPr>
-                    <w:t>Set End</w:t>
+                    <w:t>Headliner End</w:t>
                   </w:r>
                 </w:p>
               </w:tc>

--- a/Code/BandInfoForm/tools/doc_templates/3CDC Universal Show Advance.docx
+++ b/Code/BandInfoForm/tools/doc_templates/3CDC Universal Show Advance.docx
@@ -22,7 +22,7 @@
     </w:p>
     <w:p>
       <w:pPr>
-        <w:spacing w:after="260"/>
+        <w:spacing w:after="120"/>
         <w:jc w:val="center"/>
       </w:pPr>
       <w:r>
@@ -1250,7 +1250,7 @@
                 </w:tcPr>
                 <w:p>
                   <w:pPr>
-                    <w:spacing w:after="40"/>
+                    <w:spacing w:after="0"/>
                   </w:pPr>
                   <w:r>
                     <w:rPr>
@@ -1281,7 +1281,7 @@
                 </w:tcPr>
                 <w:p>
                   <w:pPr>
-                    <w:spacing w:after="30"/>
+                    <w:spacing w:after="0"/>
                   </w:pPr>
                   <w:r>
                     <w:rPr>
@@ -1298,7 +1298,7 @@
                 </w:p>
                 <w:p>
                   <w:pPr>
-                    <w:spacing w:after="120"/>
+                    <w:spacing w:after="0"/>
                   </w:pPr>
                   <w:r>
                     <w:rPr>
@@ -1315,7 +1315,7 @@
                 </w:p>
                 <w:p>
                   <w:pPr>
-                    <w:spacing w:after="120"/>
+                    <w:spacing w:after="0"/>
                   </w:pPr>
                   <w:r>
                     <w:rPr>
@@ -1332,7 +1332,7 @@
                 </w:p>
                 <w:p>
                   <w:pPr>
-                    <w:spacing w:after="120"/>
+                    <w:spacing w:after="0"/>
                   </w:pPr>
                   <w:r>
                     <w:rPr>
@@ -1392,7 +1392,7 @@
                 </w:tcPr>
                 <w:p>
                   <w:pPr>
-                    <w:spacing w:after="40"/>
+                    <w:spacing w:after="0"/>
                   </w:pPr>
                   <w:r>
                     <w:rPr>
@@ -1422,7 +1422,7 @@
                 </w:tcPr>
                 <w:p>
                   <w:pPr>
-                    <w:spacing w:after="30"/>
+                    <w:spacing w:after="0"/>
                   </w:pPr>
                   <w:sdt>
                     <w:sdtPr>
@@ -1471,7 +1471,7 @@
                 </w:p>
                 <w:p>
                   <w:pPr>
-                    <w:spacing w:after="40"/>
+                    <w:spacing w:after="0"/>
                   </w:pPr>
                   <w:r>
                     <w:rPr>
@@ -1541,7 +1541,7 @@
                 </w:tcPr>
                 <w:p>
                   <w:pPr>
-                    <w:spacing w:after="40"/>
+                    <w:spacing w:after="0"/>
                   </w:pPr>
                   <w:r>
                     <w:rPr>
@@ -1572,7 +1572,7 @@
                 </w:tcPr>
                 <w:p>
                   <w:pPr>
-                    <w:spacing w:after="40"/>
+                    <w:spacing w:after="0"/>
                   </w:pPr>
                   <w:r>
                     <w:rPr>
@@ -1603,7 +1603,7 @@
                 </w:tcPr>
                 <w:p>
                   <w:pPr>
-                    <w:spacing w:after="40"/>
+                    <w:spacing w:after="0"/>
                   </w:pPr>
                   <w:r>
                     <w:rPr>
@@ -1632,7 +1632,7 @@
                 </w:tcPr>
                 <w:p>
                   <w:pPr>
-                    <w:spacing w:after="40"/>
+                    <w:spacing w:after="0"/>
                     <w:jc w:val="center"/>
                   </w:pPr>
                   <w:r>
@@ -1650,7 +1650,7 @@
                 </w:p>
                 <w:p>
                   <w:pPr>
-                    <w:spacing w:after="40"/>
+                    <w:spacing w:after="0"/>
                     <w:jc w:val="center"/>
                   </w:pPr>
                   <w:r>
@@ -1680,7 +1680,7 @@
                 </w:tcPr>
                 <w:p>
                   <w:pPr>
-                    <w:spacing w:after="40"/>
+                    <w:spacing w:after="0"/>
                     <w:jc w:val="center"/>
                   </w:pPr>
                   <w:r>
@@ -1698,7 +1698,7 @@
                 </w:p>
                 <w:p>
                   <w:pPr>
-                    <w:spacing w:after="40"/>
+                    <w:spacing w:after="0"/>
                     <w:jc w:val="center"/>
                   </w:pPr>
                   <w:r>
@@ -1728,7 +1728,7 @@
                 </w:tcPr>
                 <w:p>
                   <w:pPr>
-                    <w:spacing w:after="40"/>
+                    <w:spacing w:after="0"/>
                     <w:jc w:val="center"/>
                   </w:pPr>
                   <w:r>
@@ -1746,7 +1746,7 @@
                 </w:p>
                 <w:p>
                   <w:pPr>
-                    <w:spacing w:after="40"/>
+                    <w:spacing w:after="0"/>
                     <w:jc w:val="center"/>
                   </w:pPr>
                   <w:r>
@@ -1778,7 +1778,7 @@
                 </w:tcPr>
                 <w:p>
                   <w:pPr>
-                    <w:spacing w:after="40"/>
+                    <w:spacing w:after="0"/>
                     <w:jc w:val="right"/>
                   </w:pPr>
                   <w:r>
@@ -1808,7 +1808,7 @@
                 </w:tcPr>
                 <w:p>
                   <w:pPr>
-                    <w:spacing w:after="40"/>
+                    <w:spacing w:after="0"/>
                   </w:pPr>
                   <w:r>
                     <w:rPr>
@@ -1837,7 +1837,7 @@
                 </w:tcPr>
                 <w:p>
                   <w:pPr>
-                    <w:spacing w:after="40"/>
+                    <w:spacing w:after="0"/>
                   </w:pPr>
                   <w:r>
                     <w:rPr>
@@ -1866,7 +1866,7 @@
                 </w:tcPr>
                 <w:p>
                   <w:pPr>
-                    <w:spacing w:after="40"/>
+                    <w:spacing w:after="0"/>
                   </w:pPr>
                   <w:r>
                     <w:rPr>
@@ -1897,7 +1897,7 @@
                 </w:tcPr>
                 <w:p>
                   <w:pPr>
-                    <w:spacing w:after="40"/>
+                    <w:spacing w:after="0"/>
                     <w:jc w:val="right"/>
                   </w:pPr>
                   <w:r>
@@ -1927,63 +1927,63 @@
                 </w:tcPr>
                 <w:p>
                   <w:pPr>
-                    <w:spacing w:after="40"/>
-                  </w:pPr>
-                  <w:r>
-                    <w:rPr>
-                      <w:rFonts w:ascii="Calibri" w:cs="Calibri" w:eastAsia="Times New Roman" w:hAnsi="Calibri"/>
-                      <w:b w:val="false"/>
-                      <w:bCs w:val="false"/>
-                      <w:i w:val="false"/>
-                      <w:iCs w:val="false"/>
-                      <w:sz w:val="20"/>
-                      <w:szCs w:val="20"/>
-                    </w:rPr>
-                  </w:r>
-                </w:p>
-              </w:tc>
-              <w:tc>
-                <w:tcPr>
-                  <w:tcW w:type="dxa" w:w="1850"/>
-                  <w:tcMar>
-                    <w:top w:type="dxa" w:w="40"/>
-                    <w:left w:type="dxa" w:w="80"/>
-                    <w:bottom w:type="dxa" w:w="40"/>
-                    <w:right w:type="dxa" w:w="80"/>
-                  </w:tcMar>
-                  <w:vAlign w:val="top"/>
-                </w:tcPr>
-                <w:p>
-                  <w:pPr>
-                    <w:spacing w:after="40"/>
-                  </w:pPr>
-                  <w:r>
-                    <w:rPr>
-                      <w:rFonts w:ascii="Calibri" w:cs="Calibri" w:eastAsia="Times New Roman" w:hAnsi="Calibri"/>
-                      <w:b w:val="false"/>
-                      <w:bCs w:val="false"/>
-                      <w:i w:val="false"/>
-                      <w:iCs w:val="false"/>
-                      <w:sz w:val="20"/>
-                      <w:szCs w:val="20"/>
-                    </w:rPr>
-                  </w:r>
-                </w:p>
-              </w:tc>
-              <w:tc>
-                <w:tcPr>
-                  <w:tcW w:type="dxa" w:w="1850"/>
-                  <w:tcMar>
-                    <w:top w:type="dxa" w:w="40"/>
-                    <w:left w:type="dxa" w:w="80"/>
-                    <w:bottom w:type="dxa" w:w="40"/>
-                    <w:right w:type="dxa" w:w="80"/>
-                  </w:tcMar>
-                  <w:vAlign w:val="top"/>
-                </w:tcPr>
-                <w:p>
-                  <w:pPr>
-                    <w:spacing w:after="40"/>
+                    <w:spacing w:after="0"/>
+                  </w:pPr>
+                  <w:r>
+                    <w:rPr>
+                      <w:rFonts w:ascii="Calibri" w:cs="Calibri" w:eastAsia="Times New Roman" w:hAnsi="Calibri"/>
+                      <w:b w:val="false"/>
+                      <w:bCs w:val="false"/>
+                      <w:i w:val="false"/>
+                      <w:iCs w:val="false"/>
+                      <w:sz w:val="20"/>
+                      <w:szCs w:val="20"/>
+                    </w:rPr>
+                  </w:r>
+                </w:p>
+              </w:tc>
+              <w:tc>
+                <w:tcPr>
+                  <w:tcW w:type="dxa" w:w="1850"/>
+                  <w:tcMar>
+                    <w:top w:type="dxa" w:w="40"/>
+                    <w:left w:type="dxa" w:w="80"/>
+                    <w:bottom w:type="dxa" w:w="40"/>
+                    <w:right w:type="dxa" w:w="80"/>
+                  </w:tcMar>
+                  <w:vAlign w:val="top"/>
+                </w:tcPr>
+                <w:p>
+                  <w:pPr>
+                    <w:spacing w:after="0"/>
+                  </w:pPr>
+                  <w:r>
+                    <w:rPr>
+                      <w:rFonts w:ascii="Calibri" w:cs="Calibri" w:eastAsia="Times New Roman" w:hAnsi="Calibri"/>
+                      <w:b w:val="false"/>
+                      <w:bCs w:val="false"/>
+                      <w:i w:val="false"/>
+                      <w:iCs w:val="false"/>
+                      <w:sz w:val="20"/>
+                      <w:szCs w:val="20"/>
+                    </w:rPr>
+                  </w:r>
+                </w:p>
+              </w:tc>
+              <w:tc>
+                <w:tcPr>
+                  <w:tcW w:type="dxa" w:w="1850"/>
+                  <w:tcMar>
+                    <w:top w:type="dxa" w:w="40"/>
+                    <w:left w:type="dxa" w:w="80"/>
+                    <w:bottom w:type="dxa" w:w="40"/>
+                    <w:right w:type="dxa" w:w="80"/>
+                  </w:tcMar>
+                  <w:vAlign w:val="top"/>
+                </w:tcPr>
+                <w:p>
+                  <w:pPr>
+                    <w:spacing w:after="0"/>
                   </w:pPr>
                   <w:r>
                     <w:rPr>
@@ -2013,7 +2013,7 @@
                 </w:tcPr>
                 <w:p>
                   <w:pPr>
-                    <w:spacing w:after="40"/>
+                    <w:spacing w:after="0"/>
                     <w:jc w:val="right"/>
                   </w:pPr>
                   <w:r>
@@ -2043,7 +2043,7 @@
                 </w:tcPr>
                 <w:p>
                   <w:pPr>
-                    <w:spacing w:after="40"/>
+                    <w:spacing w:after="0"/>
                   </w:pPr>
                   <w:r>
                     <w:rPr>
@@ -2072,7 +2072,7 @@
                 </w:tcPr>
                 <w:p>
                   <w:pPr>
-                    <w:spacing w:after="40"/>
+                    <w:spacing w:after="0"/>
                   </w:pPr>
                   <w:r>
                     <w:rPr>
@@ -2101,7 +2101,7 @@
                 </w:tcPr>
                 <w:p>
                   <w:pPr>
-                    <w:spacing w:after="40"/>
+                    <w:spacing w:after="0"/>
                   </w:pPr>
                   <w:r>
                     <w:rPr>
@@ -2132,7 +2132,7 @@
                 </w:tcPr>
                 <w:p>
                   <w:pPr>
-                    <w:spacing w:after="40"/>
+                    <w:spacing w:after="0"/>
                     <w:jc w:val="right"/>
                   </w:pPr>
                   <w:r>
@@ -2162,7 +2162,7 @@
                 </w:tcPr>
                 <w:p>
                   <w:pPr>
-                    <w:spacing w:after="40"/>
+                    <w:spacing w:after="0"/>
                   </w:pPr>
                   <w:r>
                     <w:rPr>
@@ -2179,7 +2179,7 @@
                 </w:p>
                 <w:p>
                   <w:pPr>
-                    <w:spacing w:after="40"/>
+                    <w:spacing w:after="0"/>
                   </w:pPr>
                   <w:r>
                     <w:rPr>
@@ -2208,7 +2208,7 @@
                 </w:tcPr>
                 <w:p>
                   <w:pPr>
-                    <w:spacing w:after="40"/>
+                    <w:spacing w:after="0"/>
                   </w:pPr>
                   <w:r>
                     <w:rPr>
@@ -2225,7 +2225,7 @@
                 </w:p>
                 <w:p>
                   <w:pPr>
-                    <w:spacing w:after="40"/>
+                    <w:spacing w:after="0"/>
                   </w:pPr>
                   <w:r>
                     <w:rPr>
@@ -2254,7 +2254,7 @@
                 </w:tcPr>
                 <w:p>
                   <w:pPr>
-                    <w:spacing w:after="40"/>
+                    <w:spacing w:after="0"/>
                   </w:pPr>
                   <w:r>
                     <w:rPr>
@@ -2271,7 +2271,7 @@
                 </w:p>
                 <w:p>
                   <w:pPr>
-                    <w:spacing w:after="40"/>
+                    <w:spacing w:after="0"/>
                   </w:pPr>
                   <w:r>
                     <w:rPr>
@@ -2302,7 +2302,7 @@
                 </w:tcPr>
                 <w:p>
                   <w:pPr>
-                    <w:spacing w:after="40"/>
+                    <w:spacing w:after="0"/>
                     <w:jc w:val="right"/>
                   </w:pPr>
                   <w:r>
@@ -2332,111 +2332,111 @@
                 </w:tcPr>
                 <w:p>
                   <w:pPr>
-                    <w:spacing w:after="40"/>
-                  </w:pPr>
-                  <w:r>
-                    <w:rPr>
-                      <w:rFonts w:ascii="Calibri" w:cs="Calibri" w:eastAsia="Times New Roman" w:hAnsi="Calibri"/>
-                      <w:b w:val="false"/>
-                      <w:bCs w:val="false"/>
-                      <w:i w:val="false"/>
-                      <w:iCs w:val="false"/>
-                      <w:sz w:val="20"/>
-                      <w:szCs w:val="20"/>
-                    </w:rPr>
-                  </w:r>
-                </w:p>
-                <w:p>
-                  <w:pPr>
-                    <w:spacing w:after="40"/>
-                  </w:pPr>
-                  <w:r>
-                    <w:rPr>
-                      <w:rFonts w:ascii="Calibri" w:cs="Calibri" w:eastAsia="Times New Roman" w:hAnsi="Calibri"/>
-                      <w:b w:val="false"/>
-                      <w:bCs w:val="false"/>
-                      <w:i w:val="false"/>
-                      <w:iCs w:val="false"/>
-                      <w:sz w:val="20"/>
-                      <w:szCs w:val="20"/>
-                    </w:rPr>
-                  </w:r>
-                </w:p>
-              </w:tc>
-              <w:tc>
-                <w:tcPr>
-                  <w:tcW w:type="dxa" w:w="1850"/>
-                  <w:tcMar>
-                    <w:top w:type="dxa" w:w="40"/>
-                    <w:left w:type="dxa" w:w="80"/>
-                    <w:bottom w:type="dxa" w:w="40"/>
-                    <w:right w:type="dxa" w:w="80"/>
-                  </w:tcMar>
-                  <w:vAlign w:val="top"/>
-                </w:tcPr>
-                <w:p>
-                  <w:pPr>
-                    <w:spacing w:after="40"/>
-                  </w:pPr>
-                  <w:r>
-                    <w:rPr>
-                      <w:rFonts w:ascii="Calibri" w:cs="Calibri" w:eastAsia="Times New Roman" w:hAnsi="Calibri"/>
-                      <w:b w:val="false"/>
-                      <w:bCs w:val="false"/>
-                      <w:i w:val="false"/>
-                      <w:iCs w:val="false"/>
-                      <w:sz w:val="20"/>
-                      <w:szCs w:val="20"/>
-                    </w:rPr>
-                  </w:r>
-                </w:p>
-                <w:p>
-                  <w:pPr>
-                    <w:spacing w:after="40"/>
-                  </w:pPr>
-                  <w:r>
-                    <w:rPr>
-                      <w:rFonts w:ascii="Calibri" w:cs="Calibri" w:eastAsia="Times New Roman" w:hAnsi="Calibri"/>
-                      <w:b w:val="false"/>
-                      <w:bCs w:val="false"/>
-                      <w:i w:val="false"/>
-                      <w:iCs w:val="false"/>
-                      <w:sz w:val="20"/>
-                      <w:szCs w:val="20"/>
-                    </w:rPr>
-                  </w:r>
-                </w:p>
-              </w:tc>
-              <w:tc>
-                <w:tcPr>
-                  <w:tcW w:type="dxa" w:w="1850"/>
-                  <w:tcMar>
-                    <w:top w:type="dxa" w:w="40"/>
-                    <w:left w:type="dxa" w:w="80"/>
-                    <w:bottom w:type="dxa" w:w="40"/>
-                    <w:right w:type="dxa" w:w="80"/>
-                  </w:tcMar>
-                  <w:vAlign w:val="top"/>
-                </w:tcPr>
-                <w:p>
-                  <w:pPr>
-                    <w:spacing w:after="40"/>
-                  </w:pPr>
-                  <w:r>
-                    <w:rPr>
-                      <w:rFonts w:ascii="Calibri" w:cs="Calibri" w:eastAsia="Times New Roman" w:hAnsi="Calibri"/>
-                      <w:b w:val="false"/>
-                      <w:bCs w:val="false"/>
-                      <w:i w:val="false"/>
-                      <w:iCs w:val="false"/>
-                      <w:sz w:val="20"/>
-                      <w:szCs w:val="20"/>
-                    </w:rPr>
-                  </w:r>
-                </w:p>
-                <w:p>
-                  <w:pPr>
-                    <w:spacing w:after="40"/>
+                    <w:spacing w:after="0"/>
+                  </w:pPr>
+                  <w:r>
+                    <w:rPr>
+                      <w:rFonts w:ascii="Calibri" w:cs="Calibri" w:eastAsia="Times New Roman" w:hAnsi="Calibri"/>
+                      <w:b w:val="false"/>
+                      <w:bCs w:val="false"/>
+                      <w:i w:val="false"/>
+                      <w:iCs w:val="false"/>
+                      <w:sz w:val="20"/>
+                      <w:szCs w:val="20"/>
+                    </w:rPr>
+                  </w:r>
+                </w:p>
+                <w:p>
+                  <w:pPr>
+                    <w:spacing w:after="0"/>
+                  </w:pPr>
+                  <w:r>
+                    <w:rPr>
+                      <w:rFonts w:ascii="Calibri" w:cs="Calibri" w:eastAsia="Times New Roman" w:hAnsi="Calibri"/>
+                      <w:b w:val="false"/>
+                      <w:bCs w:val="false"/>
+                      <w:i w:val="false"/>
+                      <w:iCs w:val="false"/>
+                      <w:sz w:val="20"/>
+                      <w:szCs w:val="20"/>
+                    </w:rPr>
+                  </w:r>
+                </w:p>
+              </w:tc>
+              <w:tc>
+                <w:tcPr>
+                  <w:tcW w:type="dxa" w:w="1850"/>
+                  <w:tcMar>
+                    <w:top w:type="dxa" w:w="40"/>
+                    <w:left w:type="dxa" w:w="80"/>
+                    <w:bottom w:type="dxa" w:w="40"/>
+                    <w:right w:type="dxa" w:w="80"/>
+                  </w:tcMar>
+                  <w:vAlign w:val="top"/>
+                </w:tcPr>
+                <w:p>
+                  <w:pPr>
+                    <w:spacing w:after="0"/>
+                  </w:pPr>
+                  <w:r>
+                    <w:rPr>
+                      <w:rFonts w:ascii="Calibri" w:cs="Calibri" w:eastAsia="Times New Roman" w:hAnsi="Calibri"/>
+                      <w:b w:val="false"/>
+                      <w:bCs w:val="false"/>
+                      <w:i w:val="false"/>
+                      <w:iCs w:val="false"/>
+                      <w:sz w:val="20"/>
+                      <w:szCs w:val="20"/>
+                    </w:rPr>
+                  </w:r>
+                </w:p>
+                <w:p>
+                  <w:pPr>
+                    <w:spacing w:after="0"/>
+                  </w:pPr>
+                  <w:r>
+                    <w:rPr>
+                      <w:rFonts w:ascii="Calibri" w:cs="Calibri" w:eastAsia="Times New Roman" w:hAnsi="Calibri"/>
+                      <w:b w:val="false"/>
+                      <w:bCs w:val="false"/>
+                      <w:i w:val="false"/>
+                      <w:iCs w:val="false"/>
+                      <w:sz w:val="20"/>
+                      <w:szCs w:val="20"/>
+                    </w:rPr>
+                  </w:r>
+                </w:p>
+              </w:tc>
+              <w:tc>
+                <w:tcPr>
+                  <w:tcW w:type="dxa" w:w="1850"/>
+                  <w:tcMar>
+                    <w:top w:type="dxa" w:w="40"/>
+                    <w:left w:type="dxa" w:w="80"/>
+                    <w:bottom w:type="dxa" w:w="40"/>
+                    <w:right w:type="dxa" w:w="80"/>
+                  </w:tcMar>
+                  <w:vAlign w:val="top"/>
+                </w:tcPr>
+                <w:p>
+                  <w:pPr>
+                    <w:spacing w:after="0"/>
+                  </w:pPr>
+                  <w:r>
+                    <w:rPr>
+                      <w:rFonts w:ascii="Calibri" w:cs="Calibri" w:eastAsia="Times New Roman" w:hAnsi="Calibri"/>
+                      <w:b w:val="false"/>
+                      <w:bCs w:val="false"/>
+                      <w:i w:val="false"/>
+                      <w:iCs w:val="false"/>
+                      <w:sz w:val="20"/>
+                      <w:szCs w:val="20"/>
+                    </w:rPr>
+                  </w:r>
+                </w:p>
+                <w:p>
+                  <w:pPr>
+                    <w:spacing w:after="0"/>
                   </w:pPr>
                   <w:r>
                     <w:rPr>
@@ -2466,7 +2466,7 @@
                 </w:tcPr>
                 <w:p>
                   <w:pPr>
-                    <w:spacing w:after="40"/>
+                    <w:spacing w:after="0"/>
                     <w:jc w:val="right"/>
                   </w:pPr>
                   <w:r>
@@ -2496,7 +2496,7 @@
                 </w:tcPr>
                 <w:p>
                   <w:pPr>
-                    <w:spacing w:after="40"/>
+                    <w:spacing w:after="0"/>
                   </w:pPr>
                   <w:r>
                     <w:rPr>
@@ -2525,7 +2525,7 @@
                 </w:tcPr>
                 <w:p>
                   <w:pPr>
-                    <w:spacing w:after="40"/>
+                    <w:spacing w:after="0"/>
                   </w:pPr>
                   <w:r>
                     <w:rPr>
@@ -2554,7 +2554,7 @@
                 </w:tcPr>
                 <w:p>
                   <w:pPr>
-                    <w:spacing w:after="40"/>
+                    <w:spacing w:after="0"/>
                   </w:pPr>
                   <w:r>
                     <w:rPr>
@@ -2585,7 +2585,7 @@
                 </w:tcPr>
                 <w:p>
                   <w:pPr>
-                    <w:spacing w:after="40"/>
+                    <w:spacing w:after="0"/>
                     <w:jc w:val="right"/>
                   </w:pPr>
                   <w:r>
@@ -2615,7 +2615,7 @@
                 </w:tcPr>
                 <w:p>
                   <w:pPr>
-                    <w:spacing w:after="40"/>
+                    <w:spacing w:after="0"/>
                   </w:pPr>
                   <w:sdt>
                     <w:sdtPr>
@@ -2676,7 +2676,7 @@
                 </w:tcPr>
                 <w:p>
                   <w:pPr>
-                    <w:spacing w:after="40"/>
+                    <w:spacing w:after="0"/>
                   </w:pPr>
                   <w:sdt>
                     <w:sdtPr>
@@ -2737,7 +2737,7 @@
                 </w:tcPr>
                 <w:p>
                   <w:pPr>
-                    <w:spacing w:after="40"/>
+                    <w:spacing w:after="0"/>
                   </w:pPr>
                   <w:sdt>
                     <w:sdtPr>
@@ -2800,7 +2800,7 @@
                 </w:tcPr>
                 <w:p>
                   <w:pPr>
-                    <w:spacing w:after="40"/>
+                    <w:spacing w:after="0"/>
                     <w:jc w:val="right"/>
                   </w:pPr>
                   <w:r>
@@ -2830,63 +2830,63 @@
                 </w:tcPr>
                 <w:p>
                   <w:pPr>
-                    <w:spacing w:after="40"/>
-                  </w:pPr>
-                  <w:r>
-                    <w:rPr>
-                      <w:rFonts w:ascii="Calibri" w:cs="Calibri" w:eastAsia="Times New Roman" w:hAnsi="Calibri"/>
-                      <w:b w:val="false"/>
-                      <w:bCs w:val="false"/>
-                      <w:i w:val="false"/>
-                      <w:iCs w:val="false"/>
-                      <w:sz w:val="20"/>
-                      <w:szCs w:val="20"/>
-                    </w:rPr>
-                  </w:r>
-                </w:p>
-              </w:tc>
-              <w:tc>
-                <w:tcPr>
-                  <w:tcW w:type="dxa" w:w="1850"/>
-                  <w:tcMar>
-                    <w:top w:type="dxa" w:w="40"/>
-                    <w:left w:type="dxa" w:w="80"/>
-                    <w:bottom w:type="dxa" w:w="40"/>
-                    <w:right w:type="dxa" w:w="80"/>
-                  </w:tcMar>
-                  <w:vAlign w:val="top"/>
-                </w:tcPr>
-                <w:p>
-                  <w:pPr>
-                    <w:spacing w:after="40"/>
-                  </w:pPr>
-                  <w:r>
-                    <w:rPr>
-                      <w:rFonts w:ascii="Calibri" w:cs="Calibri" w:eastAsia="Times New Roman" w:hAnsi="Calibri"/>
-                      <w:b w:val="false"/>
-                      <w:bCs w:val="false"/>
-                      <w:i w:val="false"/>
-                      <w:iCs w:val="false"/>
-                      <w:sz w:val="20"/>
-                      <w:szCs w:val="20"/>
-                    </w:rPr>
-                  </w:r>
-                </w:p>
-              </w:tc>
-              <w:tc>
-                <w:tcPr>
-                  <w:tcW w:type="dxa" w:w="1850"/>
-                  <w:tcMar>
-                    <w:top w:type="dxa" w:w="40"/>
-                    <w:left w:type="dxa" w:w="80"/>
-                    <w:bottom w:type="dxa" w:w="40"/>
-                    <w:right w:type="dxa" w:w="80"/>
-                  </w:tcMar>
-                  <w:vAlign w:val="top"/>
-                </w:tcPr>
-                <w:p>
-                  <w:pPr>
-                    <w:spacing w:after="40"/>
+                    <w:spacing w:after="0"/>
+                  </w:pPr>
+                  <w:r>
+                    <w:rPr>
+                      <w:rFonts w:ascii="Calibri" w:cs="Calibri" w:eastAsia="Times New Roman" w:hAnsi="Calibri"/>
+                      <w:b w:val="false"/>
+                      <w:bCs w:val="false"/>
+                      <w:i w:val="false"/>
+                      <w:iCs w:val="false"/>
+                      <w:sz w:val="20"/>
+                      <w:szCs w:val="20"/>
+                    </w:rPr>
+                  </w:r>
+                </w:p>
+              </w:tc>
+              <w:tc>
+                <w:tcPr>
+                  <w:tcW w:type="dxa" w:w="1850"/>
+                  <w:tcMar>
+                    <w:top w:type="dxa" w:w="40"/>
+                    <w:left w:type="dxa" w:w="80"/>
+                    <w:bottom w:type="dxa" w:w="40"/>
+                    <w:right w:type="dxa" w:w="80"/>
+                  </w:tcMar>
+                  <w:vAlign w:val="top"/>
+                </w:tcPr>
+                <w:p>
+                  <w:pPr>
+                    <w:spacing w:after="0"/>
+                  </w:pPr>
+                  <w:r>
+                    <w:rPr>
+                      <w:rFonts w:ascii="Calibri" w:cs="Calibri" w:eastAsia="Times New Roman" w:hAnsi="Calibri"/>
+                      <w:b w:val="false"/>
+                      <w:bCs w:val="false"/>
+                      <w:i w:val="false"/>
+                      <w:iCs w:val="false"/>
+                      <w:sz w:val="20"/>
+                      <w:szCs w:val="20"/>
+                    </w:rPr>
+                  </w:r>
+                </w:p>
+              </w:tc>
+              <w:tc>
+                <w:tcPr>
+                  <w:tcW w:type="dxa" w:w="1850"/>
+                  <w:tcMar>
+                    <w:top w:type="dxa" w:w="40"/>
+                    <w:left w:type="dxa" w:w="80"/>
+                    <w:bottom w:type="dxa" w:w="40"/>
+                    <w:right w:type="dxa" w:w="80"/>
+                  </w:tcMar>
+                  <w:vAlign w:val="top"/>
+                </w:tcPr>
+                <w:p>
+                  <w:pPr>
+                    <w:spacing w:after="0"/>
                   </w:pPr>
                   <w:r>
                     <w:rPr>
@@ -2916,7 +2916,7 @@
                 </w:tcPr>
                 <w:p>
                   <w:pPr>
-                    <w:spacing w:after="40"/>
+                    <w:spacing w:after="0"/>
                     <w:jc w:val="right"/>
                   </w:pPr>
                   <w:r>
@@ -2946,7 +2946,7 @@
                 </w:tcPr>
                 <w:p>
                   <w:pPr>
-                    <w:spacing w:after="40"/>
+                    <w:spacing w:after="0"/>
                   </w:pPr>
                   <w:r>
                     <w:rPr>
@@ -2975,7 +2975,7 @@
                 </w:tcPr>
                 <w:p>
                   <w:pPr>
-                    <w:spacing w:after="40"/>
+                    <w:spacing w:after="0"/>
                   </w:pPr>
                   <w:r>
                     <w:rPr>
@@ -3004,7 +3004,7 @@
                 </w:tcPr>
                 <w:p>
                   <w:pPr>
-                    <w:spacing w:after="40"/>
+                    <w:spacing w:after="0"/>
                   </w:pPr>
                   <w:r>
                     <w:rPr>
@@ -3035,7 +3035,7 @@
                 </w:tcPr>
                 <w:p>
                   <w:pPr>
-                    <w:spacing w:after="40"/>
+                    <w:spacing w:after="0"/>
                     <w:jc w:val="right"/>
                   </w:pPr>
                   <w:r>
@@ -3065,7 +3065,7 @@
                 </w:tcPr>
                 <w:p>
                   <w:pPr>
-                    <w:spacing w:after="40"/>
+                    <w:spacing w:after="0"/>
                   </w:pPr>
                   <w:r>
                     <w:rPr>
@@ -3094,7 +3094,7 @@
                 </w:tcPr>
                 <w:p>
                   <w:pPr>
-                    <w:spacing w:after="40"/>
+                    <w:spacing w:after="0"/>
                   </w:pPr>
                   <w:r>
                     <w:rPr>
@@ -3123,7 +3123,7 @@
                 </w:tcPr>
                 <w:p>
                   <w:pPr>
-                    <w:spacing w:after="40"/>
+                    <w:spacing w:after="0"/>
                   </w:pPr>
                   <w:r>
                     <w:rPr>
@@ -3154,7 +3154,7 @@
                 </w:tcPr>
                 <w:p>
                   <w:pPr>
-                    <w:spacing w:after="40"/>
+                    <w:spacing w:after="0"/>
                     <w:jc w:val="right"/>
                   </w:pPr>
                   <w:r>
@@ -3184,7 +3184,7 @@
                 </w:tcPr>
                 <w:p>
                   <w:pPr>
-                    <w:spacing w:after="40"/>
+                    <w:spacing w:after="0"/>
                   </w:pPr>
                   <w:sdt>
                     <w:sdtPr>
@@ -3257,7 +3257,7 @@
                 </w:tcPr>
                 <w:p>
                   <w:pPr>
-                    <w:spacing w:after="40"/>
+                    <w:spacing w:after="0"/>
                   </w:pPr>
                   <w:sdt>
                     <w:sdtPr>
@@ -3330,7 +3330,7 @@
                 </w:tcPr>
                 <w:p>
                   <w:pPr>
-                    <w:spacing w:after="40"/>
+                    <w:spacing w:after="0"/>
                   </w:pPr>
                   <w:sdt>
                     <w:sdtPr>
@@ -3405,7 +3405,7 @@
                 </w:tcPr>
                 <w:p>
                   <w:pPr>
-                    <w:spacing w:after="40"/>
+                    <w:spacing w:after="0"/>
                     <w:jc w:val="right"/>
                   </w:pPr>
                   <w:r>
@@ -3435,7 +3435,7 @@
                 </w:tcPr>
                 <w:p>
                   <w:pPr>
-                    <w:spacing w:after="40"/>
+                    <w:spacing w:after="0"/>
                   </w:pPr>
                   <w:sdt>
                     <w:sdtPr>
@@ -3496,7 +3496,7 @@
                 </w:tcPr>
                 <w:p>
                   <w:pPr>
-                    <w:spacing w:after="40"/>
+                    <w:spacing w:after="0"/>
                   </w:pPr>
                   <w:sdt>
                     <w:sdtPr>
@@ -3557,7 +3557,7 @@
                 </w:tcPr>
                 <w:p>
                   <w:pPr>
-                    <w:spacing w:after="40"/>
+                    <w:spacing w:after="0"/>
                   </w:pPr>
                   <w:sdt>
                     <w:sdtPr>
@@ -3620,7 +3620,7 @@
                 </w:tcPr>
                 <w:p>
                   <w:pPr>
-                    <w:spacing w:after="40"/>
+                    <w:spacing w:after="0"/>
                     <w:jc w:val="right"/>
                   </w:pPr>
                   <w:r>
@@ -3650,7 +3650,7 @@
                 </w:tcPr>
                 <w:p>
                   <w:pPr>
-                    <w:spacing w:after="40"/>
+                    <w:spacing w:after="0"/>
                   </w:pPr>
                   <w:r>
                     <w:rPr>
@@ -3679,7 +3679,7 @@
                 </w:tcPr>
                 <w:p>
                   <w:pPr>
-                    <w:spacing w:after="40"/>
+                    <w:spacing w:after="0"/>
                   </w:pPr>
                   <w:r>
                     <w:rPr>
@@ -3708,7 +3708,7 @@
                 </w:tcPr>
                 <w:p>
                   <w:pPr>
-                    <w:spacing w:after="40"/>
+                    <w:spacing w:after="0"/>
                   </w:pPr>
                   <w:r>
                     <w:rPr>
@@ -3739,7 +3739,7 @@
                 </w:tcPr>
                 <w:p>
                   <w:pPr>
-                    <w:spacing w:after="40"/>
+                    <w:spacing w:after="0"/>
                     <w:jc w:val="right"/>
                   </w:pPr>
                   <w:r>
@@ -3769,63 +3769,63 @@
                 </w:tcPr>
                 <w:p>
                   <w:pPr>
-                    <w:spacing w:after="40"/>
-                  </w:pPr>
-                  <w:r>
-                    <w:rPr>
-                      <w:rFonts w:ascii="Calibri" w:cs="Calibri" w:eastAsia="Times New Roman" w:hAnsi="Calibri"/>
-                      <w:b w:val="false"/>
-                      <w:bCs w:val="false"/>
-                      <w:i w:val="false"/>
-                      <w:iCs w:val="false"/>
-                      <w:sz w:val="20"/>
-                      <w:szCs w:val="20"/>
-                    </w:rPr>
-                  </w:r>
-                </w:p>
-              </w:tc>
-              <w:tc>
-                <w:tcPr>
-                  <w:tcW w:type="dxa" w:w="1850"/>
-                  <w:tcMar>
-                    <w:top w:type="dxa" w:w="40"/>
-                    <w:left w:type="dxa" w:w="80"/>
-                    <w:bottom w:type="dxa" w:w="40"/>
-                    <w:right w:type="dxa" w:w="80"/>
-                  </w:tcMar>
-                  <w:vAlign w:val="top"/>
-                </w:tcPr>
-                <w:p>
-                  <w:pPr>
-                    <w:spacing w:after="40"/>
-                  </w:pPr>
-                  <w:r>
-                    <w:rPr>
-                      <w:rFonts w:ascii="Calibri" w:cs="Calibri" w:eastAsia="Times New Roman" w:hAnsi="Calibri"/>
-                      <w:b w:val="false"/>
-                      <w:bCs w:val="false"/>
-                      <w:i w:val="false"/>
-                      <w:iCs w:val="false"/>
-                      <w:sz w:val="20"/>
-                      <w:szCs w:val="20"/>
-                    </w:rPr>
-                  </w:r>
-                </w:p>
-              </w:tc>
-              <w:tc>
-                <w:tcPr>
-                  <w:tcW w:type="dxa" w:w="1850"/>
-                  <w:tcMar>
-                    <w:top w:type="dxa" w:w="40"/>
-                    <w:left w:type="dxa" w:w="80"/>
-                    <w:bottom w:type="dxa" w:w="40"/>
-                    <w:right w:type="dxa" w:w="80"/>
-                  </w:tcMar>
-                  <w:vAlign w:val="top"/>
-                </w:tcPr>
-                <w:p>
-                  <w:pPr>
-                    <w:spacing w:after="40"/>
+                    <w:spacing w:after="0"/>
+                  </w:pPr>
+                  <w:r>
+                    <w:rPr>
+                      <w:rFonts w:ascii="Calibri" w:cs="Calibri" w:eastAsia="Times New Roman" w:hAnsi="Calibri"/>
+                      <w:b w:val="false"/>
+                      <w:bCs w:val="false"/>
+                      <w:i w:val="false"/>
+                      <w:iCs w:val="false"/>
+                      <w:sz w:val="20"/>
+                      <w:szCs w:val="20"/>
+                    </w:rPr>
+                  </w:r>
+                </w:p>
+              </w:tc>
+              <w:tc>
+                <w:tcPr>
+                  <w:tcW w:type="dxa" w:w="1850"/>
+                  <w:tcMar>
+                    <w:top w:type="dxa" w:w="40"/>
+                    <w:left w:type="dxa" w:w="80"/>
+                    <w:bottom w:type="dxa" w:w="40"/>
+                    <w:right w:type="dxa" w:w="80"/>
+                  </w:tcMar>
+                  <w:vAlign w:val="top"/>
+                </w:tcPr>
+                <w:p>
+                  <w:pPr>
+                    <w:spacing w:after="0"/>
+                  </w:pPr>
+                  <w:r>
+                    <w:rPr>
+                      <w:rFonts w:ascii="Calibri" w:cs="Calibri" w:eastAsia="Times New Roman" w:hAnsi="Calibri"/>
+                      <w:b w:val="false"/>
+                      <w:bCs w:val="false"/>
+                      <w:i w:val="false"/>
+                      <w:iCs w:val="false"/>
+                      <w:sz w:val="20"/>
+                      <w:szCs w:val="20"/>
+                    </w:rPr>
+                  </w:r>
+                </w:p>
+              </w:tc>
+              <w:tc>
+                <w:tcPr>
+                  <w:tcW w:type="dxa" w:w="1850"/>
+                  <w:tcMar>
+                    <w:top w:type="dxa" w:w="40"/>
+                    <w:left w:type="dxa" w:w="80"/>
+                    <w:bottom w:type="dxa" w:w="40"/>
+                    <w:right w:type="dxa" w:w="80"/>
+                  </w:tcMar>
+                  <w:vAlign w:val="top"/>
+                </w:tcPr>
+                <w:p>
+                  <w:pPr>
+                    <w:spacing w:after="0"/>
                   </w:pPr>
                   <w:r>
                     <w:rPr>
@@ -3855,7 +3855,7 @@
                 </w:tcPr>
                 <w:p>
                   <w:pPr>
-                    <w:spacing w:after="40"/>
+                    <w:spacing w:after="0"/>
                     <w:jc w:val="right"/>
                   </w:pPr>
                   <w:r>
@@ -3885,7 +3885,7 @@
                 </w:tcPr>
                 <w:p>
                   <w:pPr>
-                    <w:spacing w:after="40"/>
+                    <w:spacing w:after="0"/>
                   </w:pPr>
                   <w:r>
                     <w:rPr>
@@ -3914,7 +3914,7 @@
                 </w:tcPr>
                 <w:p>
                   <w:pPr>
-                    <w:spacing w:after="40"/>
+                    <w:spacing w:after="0"/>
                   </w:pPr>
                   <w:r>
                     <w:rPr>
@@ -3943,7 +3943,7 @@
                 </w:tcPr>
                 <w:p>
                   <w:pPr>
-                    <w:spacing w:after="40"/>
+                    <w:spacing w:after="0"/>
                   </w:pPr>
                   <w:r>
                     <w:rPr>
@@ -3975,7 +3975,7 @@
                 </w:tcPr>
                 <w:p>
                   <w:pPr>
-                    <w:spacing w:after="40"/>
+                    <w:spacing w:after="0"/>
                   </w:pPr>
                   <w:r>
                     <w:rPr>
@@ -4006,7 +4006,7 @@
                 </w:tcPr>
                 <w:p>
                   <w:pPr>
-                    <w:spacing w:after="40"/>
+                    <w:spacing w:after="0"/>
                   </w:pPr>
                   <w:r>
                     <w:rPr>
@@ -4037,7 +4037,7 @@
                 </w:tcPr>
                 <w:p>
                   <w:pPr>
-                    <w:spacing w:after="40"/>
+                    <w:spacing w:after="0"/>
                     <w:jc w:val="right"/>
                   </w:pPr>
                   <w:r>
@@ -4067,7 +4067,7 @@
                 </w:tcPr>
                 <w:p>
                   <w:pPr>
-                    <w:spacing w:after="40"/>
+                    <w:spacing w:after="0"/>
                   </w:pPr>
                   <w:r>
                     <w:rPr>
@@ -4096,7 +4096,7 @@
                 </w:tcPr>
                 <w:p>
                   <w:pPr>
-                    <w:spacing w:after="40"/>
+                    <w:spacing w:after="0"/>
                   </w:pPr>
                   <w:r>
                     <w:rPr>
@@ -4125,7 +4125,7 @@
                 </w:tcPr>
                 <w:p>
                   <w:pPr>
-                    <w:spacing w:after="40"/>
+                    <w:spacing w:after="0"/>
                   </w:pPr>
                   <w:r>
                     <w:rPr>
@@ -4156,7 +4156,7 @@
                 </w:tcPr>
                 <w:p>
                   <w:pPr>
-                    <w:spacing w:after="40"/>
+                    <w:spacing w:after="0"/>
                     <w:jc w:val="right"/>
                   </w:pPr>
                   <w:r>
@@ -4186,7 +4186,7 @@
                 </w:tcPr>
                 <w:p>
                   <w:pPr>
-                    <w:spacing w:after="40"/>
+                    <w:spacing w:after="0"/>
                   </w:pPr>
                   <w:r>
                     <w:rPr>
@@ -4215,7 +4215,7 @@
                 </w:tcPr>
                 <w:p>
                   <w:pPr>
-                    <w:spacing w:after="40"/>
+                    <w:spacing w:after="0"/>
                   </w:pPr>
                   <w:r>
                     <w:rPr>
@@ -4244,7 +4244,7 @@
                 </w:tcPr>
                 <w:p>
                   <w:pPr>
-                    <w:spacing w:after="40"/>
+                    <w:spacing w:after="0"/>
                   </w:pPr>
                   <w:r>
                     <w:rPr>
@@ -4275,7 +4275,7 @@
                 </w:tcPr>
                 <w:p>
                   <w:pPr>
-                    <w:spacing w:after="40"/>
+                    <w:spacing w:after="0"/>
                     <w:jc w:val="right"/>
                   </w:pPr>
                   <w:r>
@@ -4305,63 +4305,63 @@
                 </w:tcPr>
                 <w:p>
                   <w:pPr>
-                    <w:spacing w:after="40"/>
-                  </w:pPr>
-                  <w:r>
-                    <w:rPr>
-                      <w:rFonts w:ascii="Calibri" w:cs="Calibri" w:eastAsia="Times New Roman" w:hAnsi="Calibri"/>
-                      <w:b w:val="false"/>
-                      <w:bCs w:val="false"/>
-                      <w:i w:val="false"/>
-                      <w:iCs w:val="false"/>
-                      <w:sz w:val="20"/>
-                      <w:szCs w:val="20"/>
-                    </w:rPr>
-                  </w:r>
-                </w:p>
-              </w:tc>
-              <w:tc>
-                <w:tcPr>
-                  <w:tcW w:type="dxa" w:w="1850"/>
-                  <w:tcMar>
-                    <w:top w:type="dxa" w:w="40"/>
-                    <w:left w:type="dxa" w:w="80"/>
-                    <w:bottom w:type="dxa" w:w="40"/>
-                    <w:right w:type="dxa" w:w="80"/>
-                  </w:tcMar>
-                  <w:vAlign w:val="top"/>
-                </w:tcPr>
-                <w:p>
-                  <w:pPr>
-                    <w:spacing w:after="40"/>
-                  </w:pPr>
-                  <w:r>
-                    <w:rPr>
-                      <w:rFonts w:ascii="Calibri" w:cs="Calibri" w:eastAsia="Times New Roman" w:hAnsi="Calibri"/>
-                      <w:b w:val="false"/>
-                      <w:bCs w:val="false"/>
-                      <w:i w:val="false"/>
-                      <w:iCs w:val="false"/>
-                      <w:sz w:val="20"/>
-                      <w:szCs w:val="20"/>
-                    </w:rPr>
-                  </w:r>
-                </w:p>
-              </w:tc>
-              <w:tc>
-                <w:tcPr>
-                  <w:tcW w:type="dxa" w:w="1850"/>
-                  <w:tcMar>
-                    <w:top w:type="dxa" w:w="40"/>
-                    <w:left w:type="dxa" w:w="80"/>
-                    <w:bottom w:type="dxa" w:w="40"/>
-                    <w:right w:type="dxa" w:w="80"/>
-                  </w:tcMar>
-                  <w:vAlign w:val="top"/>
-                </w:tcPr>
-                <w:p>
-                  <w:pPr>
-                    <w:spacing w:after="40"/>
+                    <w:spacing w:after="0"/>
+                  </w:pPr>
+                  <w:r>
+                    <w:rPr>
+                      <w:rFonts w:ascii="Calibri" w:cs="Calibri" w:eastAsia="Times New Roman" w:hAnsi="Calibri"/>
+                      <w:b w:val="false"/>
+                      <w:bCs w:val="false"/>
+                      <w:i w:val="false"/>
+                      <w:iCs w:val="false"/>
+                      <w:sz w:val="20"/>
+                      <w:szCs w:val="20"/>
+                    </w:rPr>
+                  </w:r>
+                </w:p>
+              </w:tc>
+              <w:tc>
+                <w:tcPr>
+                  <w:tcW w:type="dxa" w:w="1850"/>
+                  <w:tcMar>
+                    <w:top w:type="dxa" w:w="40"/>
+                    <w:left w:type="dxa" w:w="80"/>
+                    <w:bottom w:type="dxa" w:w="40"/>
+                    <w:right w:type="dxa" w:w="80"/>
+                  </w:tcMar>
+                  <w:vAlign w:val="top"/>
+                </w:tcPr>
+                <w:p>
+                  <w:pPr>
+                    <w:spacing w:after="0"/>
+                  </w:pPr>
+                  <w:r>
+                    <w:rPr>
+                      <w:rFonts w:ascii="Calibri" w:cs="Calibri" w:eastAsia="Times New Roman" w:hAnsi="Calibri"/>
+                      <w:b w:val="false"/>
+                      <w:bCs w:val="false"/>
+                      <w:i w:val="false"/>
+                      <w:iCs w:val="false"/>
+                      <w:sz w:val="20"/>
+                      <w:szCs w:val="20"/>
+                    </w:rPr>
+                  </w:r>
+                </w:p>
+              </w:tc>
+              <w:tc>
+                <w:tcPr>
+                  <w:tcW w:type="dxa" w:w="1850"/>
+                  <w:tcMar>
+                    <w:top w:type="dxa" w:w="40"/>
+                    <w:left w:type="dxa" w:w="80"/>
+                    <w:bottom w:type="dxa" w:w="40"/>
+                    <w:right w:type="dxa" w:w="80"/>
+                  </w:tcMar>
+                  <w:vAlign w:val="top"/>
+                </w:tcPr>
+                <w:p>
+                  <w:pPr>
+                    <w:spacing w:after="0"/>
                   </w:pPr>
                   <w:r>
                     <w:rPr>
@@ -4391,7 +4391,7 @@
                 </w:tcPr>
                 <w:p>
                   <w:pPr>
-                    <w:spacing w:after="40"/>
+                    <w:spacing w:after="0"/>
                     <w:jc w:val="right"/>
                   </w:pPr>
                   <w:r>
@@ -4421,7 +4421,7 @@
                 </w:tcPr>
                 <w:p>
                   <w:pPr>
-                    <w:spacing w:after="40"/>
+                    <w:spacing w:after="0"/>
                   </w:pPr>
                   <w:r>
                     <w:rPr>
@@ -4450,7 +4450,7 @@
                 </w:tcPr>
                 <w:p>
                   <w:pPr>
-                    <w:spacing w:after="40"/>
+                    <w:spacing w:after="0"/>
                   </w:pPr>
                   <w:r>
                     <w:rPr>
@@ -4479,7 +4479,7 @@
                 </w:tcPr>
                 <w:p>
                   <w:pPr>
-                    <w:spacing w:after="40"/>
+                    <w:spacing w:after="0"/>
                   </w:pPr>
                   <w:r>
                     <w:rPr>
@@ -4510,7 +4510,7 @@
                 </w:tcPr>
                 <w:p>
                   <w:pPr>
-                    <w:spacing w:after="40"/>
+                    <w:spacing w:after="0"/>
                     <w:jc w:val="right"/>
                   </w:pPr>
                   <w:r>
@@ -4540,7 +4540,7 @@
                 </w:tcPr>
                 <w:p>
                   <w:pPr>
-                    <w:spacing w:after="40"/>
+                    <w:spacing w:after="0"/>
                   </w:pPr>
                   <w:r>
                     <w:rPr>
@@ -4569,7 +4569,7 @@
                 </w:tcPr>
                 <w:p>
                   <w:pPr>
-                    <w:spacing w:after="40"/>
+                    <w:spacing w:after="0"/>
                   </w:pPr>
                   <w:r>
                     <w:rPr>
@@ -4598,7 +4598,7 @@
                 </w:tcPr>
                 <w:p>
                   <w:pPr>
-                    <w:spacing w:after="40"/>
+                    <w:spacing w:after="0"/>
                   </w:pPr>
                   <w:r>
                     <w:rPr>
@@ -4629,7 +4629,7 @@
                 </w:tcPr>
                 <w:p>
                   <w:pPr>
-                    <w:spacing w:after="40"/>
+                    <w:spacing w:after="0"/>
                     <w:jc w:val="right"/>
                   </w:pPr>
                   <w:r>
@@ -4659,7 +4659,7 @@
                 </w:tcPr>
                 <w:p>
                   <w:pPr>
-                    <w:spacing w:after="40"/>
+                    <w:spacing w:after="0"/>
                   </w:pPr>
                   <w:r>
                     <w:rPr>
@@ -4688,7 +4688,7 @@
                 </w:tcPr>
                 <w:p>
                   <w:pPr>
-                    <w:spacing w:after="40"/>
+                    <w:spacing w:after="0"/>
                   </w:pPr>
                   <w:r>
                     <w:rPr>
@@ -4717,7 +4717,7 @@
                 </w:tcPr>
                 <w:p>
                   <w:pPr>
-                    <w:spacing w:after="40"/>
+                    <w:spacing w:after="0"/>
                   </w:pPr>
                   <w:r>
                     <w:rPr>
@@ -4748,7 +4748,7 @@
                 </w:tcPr>
                 <w:p>
                   <w:pPr>
-                    <w:spacing w:after="40"/>
+                    <w:spacing w:after="0"/>
                     <w:jc w:val="right"/>
                   </w:pPr>
                   <w:r>
@@ -4778,7 +4778,7 @@
                 </w:tcPr>
                 <w:p>
                   <w:pPr>
-                    <w:spacing w:after="40"/>
+                    <w:spacing w:after="0"/>
                   </w:pPr>
                   <w:r>
                     <w:rPr>
@@ -4807,7 +4807,7 @@
                 </w:tcPr>
                 <w:p>
                   <w:pPr>
-                    <w:spacing w:after="40"/>
+                    <w:spacing w:after="0"/>
                   </w:pPr>
                   <w:r>
                     <w:rPr>
@@ -4836,7 +4836,7 @@
                 </w:tcPr>
                 <w:p>
                   <w:pPr>
-                    <w:spacing w:after="40"/>
+                    <w:spacing w:after="0"/>
                   </w:pPr>
                   <w:r>
                     <w:rPr>
@@ -4867,7 +4867,7 @@
                 </w:tcPr>
                 <w:p>
                   <w:pPr>
-                    <w:spacing w:after="40"/>
+                    <w:spacing w:after="0"/>
                     <w:jc w:val="right"/>
                   </w:pPr>
                   <w:r>
@@ -4897,7 +4897,7 @@
                 </w:tcPr>
                 <w:p>
                   <w:pPr>
-                    <w:spacing w:after="40"/>
+                    <w:spacing w:after="0"/>
                   </w:pPr>
                   <w:r>
                     <w:rPr>
@@ -4926,7 +4926,7 @@
                 </w:tcPr>
                 <w:p>
                   <w:pPr>
-                    <w:spacing w:after="40"/>
+                    <w:spacing w:after="0"/>
                   </w:pPr>
                   <w:r>
                     <w:rPr>
@@ -4955,7 +4955,7 @@
                 </w:tcPr>
                 <w:p>
                   <w:pPr>
-                    <w:spacing w:after="40"/>
+                    <w:spacing w:after="0"/>
                   </w:pPr>
                   <w:r>
                     <w:rPr>
@@ -4986,7 +4986,7 @@
                 </w:tcPr>
                 <w:p>
                   <w:pPr>
-                    <w:spacing w:after="40"/>
+                    <w:spacing w:after="0"/>
                     <w:jc w:val="right"/>
                   </w:pPr>
                   <w:r>
@@ -5016,7 +5016,7 @@
                 </w:tcPr>
                 <w:p>
                   <w:pPr>
-                    <w:spacing w:after="40"/>
+                    <w:spacing w:after="0"/>
                   </w:pPr>
                   <w:r>
                     <w:rPr>
@@ -5045,7 +5045,7 @@
                 </w:tcPr>
                 <w:p>
                   <w:pPr>
-                    <w:spacing w:after="40"/>
+                    <w:spacing w:after="0"/>
                   </w:pPr>
                   <w:r>
                     <w:rPr>
@@ -5074,7 +5074,7 @@
                 </w:tcPr>
                 <w:p>
                   <w:pPr>
-                    <w:spacing w:after="40"/>
+                    <w:spacing w:after="0"/>
                   </w:pPr>
                   <w:r>
                     <w:rPr>
@@ -5098,7 +5098,7 @@
     </w:tbl>
     <w:sectPr>
       <w:pgSz w:w="12240" w:h="15840" w:orient="portrait"/>
-      <w:pgMar w:top="720" w:right="720" w:bottom="720" w:left="720" w:header="708" w:footer="708" w:gutter="0"/>
+      <w:pgMar w:top="576" w:right="720" w:bottom="576" w:left="720" w:header="708" w:footer="708" w:gutter="0"/>
       <w:pgNumType/>
       <w:docGrid w:linePitch="360"/>
     </w:sectPr>
